--- a/Science Books/QED Course/Lesson 02 Calculus and Differential Equations.docx
+++ b/Science Books/QED Course/Lesson 02 Calculus and Differential Equations.docx
@@ -575,8 +575,79 @@
       <m:oMathPara>
         <m:oMath>
           <m:r>
-            <m:t xml:space="preserve">f(x + h) = f(x) + f′(x) h + O(h²)</m:t>
-          </m:r>
+            <m:t xml:space="preserve">f</m:t>
+          </m:r>
+          <m:d>
+            <m:dPr/>
+            <m:e>
+              <m:r>
+                <m:t xml:space="preserve">x</m:t>
+              </m:r>
+              <m:r>
+                <m:t xml:space="preserve">+</m:t>
+              </m:r>
+              <m:r>
+                <m:t xml:space="preserve">h</m:t>
+              </m:r>
+            </m:e>
+          </m:d>
+          <m:r>
+            <m:t xml:space="preserve">=</m:t>
+          </m:r>
+          <m:r>
+            <m:t xml:space="preserve">f</m:t>
+          </m:r>
+          <m:d>
+            <m:dPr/>
+            <m:e>
+              <m:r>
+                <m:t xml:space="preserve">x</m:t>
+              </m:r>
+            </m:e>
+          </m:d>
+          <m:r>
+            <m:t xml:space="preserve">+</m:t>
+          </m:r>
+          <m:r>
+            <m:t xml:space="preserve">f′</m:t>
+          </m:r>
+          <m:d>
+            <m:dPr/>
+            <m:e>
+              <m:r>
+                <m:t xml:space="preserve">x</m:t>
+              </m:r>
+            </m:e>
+          </m:d>
+          <m:r>
+            <m:t xml:space="preserve"> </m:t>
+          </m:r>
+          <m:r>
+            <m:t xml:space="preserve">h</m:t>
+          </m:r>
+          <m:r>
+            <m:t xml:space="preserve">+</m:t>
+          </m:r>
+          <m:r>
+            <m:t xml:space="preserve">O</m:t>
+          </m:r>
+          <m:d>
+            <m:dPr/>
+            <m:e>
+              <m:sSup>
+                <m:e>
+                  <m:r>
+                    <m:t xml:space="preserve">h</m:t>
+                  </m:r>
+                </m:e>
+                <m:sup>
+                  <m:r>
+                    <m:t xml:space="preserve">2</m:t>
+                  </m:r>
+                </m:sup>
+              </m:sSup>
+            </m:e>
+          </m:d>
         </m:oMath>
       </m:oMathPara>
     </w:p>
@@ -637,9 +708,54 @@
       </w:pPr>
       <m:oMathPara>
         <m:oMath>
-          <m:r>
-            <m:t xml:space="preserve">d/dx e^(kx) = k e^(kx)</m:t>
-          </m:r>
+          <m:f>
+            <m:num>
+              <m:r>
+                <m:t xml:space="preserve">d</m:t>
+              </m:r>
+            </m:num>
+            <m:den>
+              <m:r>
+                <m:t xml:space="preserve">dx</m:t>
+              </m:r>
+            </m:den>
+          </m:f>
+          <m:r>
+            <m:t xml:space="preserve"> </m:t>
+          </m:r>
+          <m:sSup>
+            <m:e>
+              <m:r>
+                <m:t xml:space="preserve">e</m:t>
+              </m:r>
+            </m:e>
+            <m:sup>
+              <m:r>
+                <m:t xml:space="preserve">kx</m:t>
+              </m:r>
+            </m:sup>
+          </m:sSup>
+          <m:r>
+            <m:t xml:space="preserve">=</m:t>
+          </m:r>
+          <m:r>
+            <m:t xml:space="preserve">k</m:t>
+          </m:r>
+          <m:r>
+            <m:t xml:space="preserve"> </m:t>
+          </m:r>
+          <m:sSup>
+            <m:e>
+              <m:r>
+                <m:t xml:space="preserve">e</m:t>
+              </m:r>
+            </m:e>
+            <m:sup>
+              <m:r>
+                <m:t xml:space="preserve">kx</m:t>
+              </m:r>
+            </m:sup>
+          </m:sSup>
         </m:oMath>
       </m:oMathPara>
     </w:p>
@@ -660,9 +776,135 @@
       </w:pPr>
       <m:oMathPara>
         <m:oMath>
-          <m:r>
-            <m:t xml:space="preserve">d/dt e^(iωt) = iω e^(iωt),    d²/dt² e^(iωt) = −ω² e^(iωt)</m:t>
-          </m:r>
+          <m:f>
+            <m:num>
+              <m:r>
+                <m:t xml:space="preserve">d</m:t>
+              </m:r>
+            </m:num>
+            <m:den>
+              <m:r>
+                <m:t xml:space="preserve">dt</m:t>
+              </m:r>
+            </m:den>
+          </m:f>
+          <m:r>
+            <m:t xml:space="preserve"> </m:t>
+          </m:r>
+          <m:sSup>
+            <m:e>
+              <m:r>
+                <m:t xml:space="preserve">e</m:t>
+              </m:r>
+            </m:e>
+            <m:sup>
+              <m:r>
+                <m:t xml:space="preserve">iωt</m:t>
+              </m:r>
+            </m:sup>
+          </m:sSup>
+          <m:r>
+            <m:t xml:space="preserve">=</m:t>
+          </m:r>
+          <m:r>
+            <m:t xml:space="preserve">iω</m:t>
+          </m:r>
+          <m:r>
+            <m:t xml:space="preserve"> </m:t>
+          </m:r>
+          <m:sSup>
+            <m:e>
+              <m:r>
+                <m:t xml:space="preserve">e</m:t>
+              </m:r>
+            </m:e>
+            <m:sup>
+              <m:r>
+                <m:t xml:space="preserve">iωt</m:t>
+              </m:r>
+            </m:sup>
+          </m:sSup>
+          <m:r>
+            <m:t xml:space="preserve">,</m:t>
+          </m:r>
+          <m:f>
+            <m:num>
+              <m:sSup>
+                <m:e>
+                  <m:r>
+                    <m:t xml:space="preserve">d</m:t>
+                  </m:r>
+                </m:e>
+                <m:sup>
+                  <m:r>
+                    <m:t xml:space="preserve">2</m:t>
+                  </m:r>
+                </m:sup>
+              </m:sSup>
+            </m:num>
+            <m:den>
+              <m:sSup>
+                <m:e>
+                  <m:r>
+                    <m:t xml:space="preserve">dt</m:t>
+                  </m:r>
+                </m:e>
+                <m:sup>
+                  <m:r>
+                    <m:t xml:space="preserve">2</m:t>
+                  </m:r>
+                </m:sup>
+              </m:sSup>
+            </m:den>
+          </m:f>
+          <m:r>
+            <m:t xml:space="preserve"> </m:t>
+          </m:r>
+          <m:sSup>
+            <m:e>
+              <m:r>
+                <m:t xml:space="preserve">e</m:t>
+              </m:r>
+            </m:e>
+            <m:sup>
+              <m:r>
+                <m:t xml:space="preserve">iωt</m:t>
+              </m:r>
+            </m:sup>
+          </m:sSup>
+          <m:r>
+            <m:t xml:space="preserve">=</m:t>
+          </m:r>
+          <m:r>
+            <m:t xml:space="preserve">−</m:t>
+          </m:r>
+          <m:sSup>
+            <m:e>
+              <m:r>
+                <m:t xml:space="preserve">ω</m:t>
+              </m:r>
+            </m:e>
+            <m:sup>
+              <m:r>
+                <m:t xml:space="preserve">2</m:t>
+              </m:r>
+            </m:sup>
+          </m:sSup>
+          <m:r>
+            <m:t xml:space="preserve"> </m:t>
+          </m:r>
+          <m:sSup>
+            <m:e>
+              <m:r>
+                <m:t xml:space="preserve">e</m:t>
+              </m:r>
+            </m:e>
+            <m:sup>
+              <m:r>
+                <m:t xml:space="preserve">iωt</m:t>
+              </m:r>
+            </m:sup>
+          </m:sSup>
         </m:oMath>
       </m:oMathPara>
     </w:p>
@@ -1126,8 +1368,56 @@
       <m:oMathPara>
         <m:oMath>
           <m:r>
-            <m:t xml:space="preserve">∫ₐᵇ f′(x) dx = f(b) − f(a)</m:t>
-          </m:r>
+            <m:t xml:space="preserve">∫ₐᵇ</m:t>
+          </m:r>
+          <m:r>
+            <m:t xml:space="preserve"> </m:t>
+          </m:r>
+          <m:r>
+            <m:t xml:space="preserve">f′</m:t>
+          </m:r>
+          <m:d>
+            <m:dPr/>
+            <m:e>
+              <m:r>
+                <m:t xml:space="preserve">x</m:t>
+              </m:r>
+            </m:e>
+          </m:d>
+          <m:r>
+            <m:t xml:space="preserve"> </m:t>
+          </m:r>
+          <m:r>
+            <m:t xml:space="preserve">dx</m:t>
+          </m:r>
+          <m:r>
+            <m:t xml:space="preserve">=</m:t>
+          </m:r>
+          <m:r>
+            <m:t xml:space="preserve">f</m:t>
+          </m:r>
+          <m:d>
+            <m:dPr/>
+            <m:e>
+              <m:r>
+                <m:t xml:space="preserve">b</m:t>
+              </m:r>
+            </m:e>
+          </m:d>
+          <m:r>
+            <m:t xml:space="preserve">−</m:t>
+          </m:r>
+          <m:r>
+            <m:t xml:space="preserve">f</m:t>
+          </m:r>
+          <m:d>
+            <m:dPr/>
+            <m:e>
+              <m:r>
+                <m:t xml:space="preserve">a</m:t>
+              </m:r>
+            </m:e>
+          </m:d>
         </m:oMath>
       </m:oMathPara>
     </w:p>
@@ -1157,7 +1447,66 @@
       <m:oMathPara>
         <m:oMath>
           <m:r>
-            <m:t xml:space="preserve">∫ₐᵇ u v′ dx = [uv]ₐᵇ − ∫ₐᵇ u′ v dx</m:t>
+            <m:t xml:space="preserve">∫ₐᵇ</m:t>
+          </m:r>
+          <m:r>
+            <m:t xml:space="preserve"> </m:t>
+          </m:r>
+          <m:r>
+            <m:t xml:space="preserve">u</m:t>
+          </m:r>
+          <m:r>
+            <m:t xml:space="preserve"> </m:t>
+          </m:r>
+          <m:r>
+            <m:t xml:space="preserve">v′</m:t>
+          </m:r>
+          <m:r>
+            <m:t xml:space="preserve"> </m:t>
+          </m:r>
+          <m:r>
+            <m:t xml:space="preserve">dx</m:t>
+          </m:r>
+          <m:r>
+            <m:t xml:space="preserve">=</m:t>
+          </m:r>
+          <m:d>
+            <m:dPr>
+              <m:begChr m:val="["/>
+              <m:endChr m:val="]"/>
+            </m:dPr>
+            <m:e>
+              <m:r>
+                <m:t xml:space="preserve">uv</m:t>
+              </m:r>
+            </m:e>
+          </m:d>
+          <m:r>
+            <m:t xml:space="preserve">ₐᵇ</m:t>
+          </m:r>
+          <m:r>
+            <m:t xml:space="preserve">−</m:t>
+          </m:r>
+          <m:r>
+            <m:t xml:space="preserve">∫ₐᵇ</m:t>
+          </m:r>
+          <m:r>
+            <m:t xml:space="preserve"> </m:t>
+          </m:r>
+          <m:r>
+            <m:t xml:space="preserve">u′</m:t>
+          </m:r>
+          <m:r>
+            <m:t xml:space="preserve"> </m:t>
+          </m:r>
+          <m:r>
+            <m:t xml:space="preserve">v</m:t>
+          </m:r>
+          <m:r>
+            <m:t xml:space="preserve"> </m:t>
+          </m:r>
+          <m:r>
+            <m:t xml:space="preserve">dx</m:t>
           </m:r>
         </m:oMath>
       </m:oMathPara>
@@ -1187,8 +1536,58 @@
       </w:pPr>
       <m:oMathPara>
         <m:oMath>
-          <m:r>
-            <m:t xml:space="preserve">∫₀^∞ xⁿ e^(−x) dx = n!</m:t>
+          <m:sSubSup>
+            <m:e>
+              <m:r>
+                <m:t xml:space="preserve">∫</m:t>
+              </m:r>
+            </m:e>
+            <m:sub>
+              <m:r>
+                <m:t xml:space="preserve">0</m:t>
+              </m:r>
+            </m:sub>
+            <m:sup>
+              <m:r>
+                <m:t xml:space="preserve">∞</m:t>
+              </m:r>
+            </m:sup>
+          </m:sSubSup>
+          <m:r>
+            <m:t xml:space="preserve"> </m:t>
+          </m:r>
+          <m:r>
+            <m:t xml:space="preserve">xⁿ</m:t>
+          </m:r>
+          <m:r>
+            <m:t xml:space="preserve"> </m:t>
+          </m:r>
+          <m:sSup>
+            <m:e>
+              <m:r>
+                <m:t xml:space="preserve">e</m:t>
+              </m:r>
+            </m:e>
+            <m:sup>
+              <m:r>
+                <m:t xml:space="preserve">−</m:t>
+              </m:r>
+              <m:r>
+                <m:t xml:space="preserve">x</m:t>
+              </m:r>
+            </m:sup>
+          </m:sSup>
+          <m:r>
+            <m:t xml:space="preserve"> </m:t>
+          </m:r>
+          <m:r>
+            <m:t xml:space="preserve">dx</m:t>
+          </m:r>
+          <m:r>
+            <m:t xml:space="preserve">=</m:t>
+          </m:r>
+          <m:r>
+            <m:t xml:space="preserve">n!</m:t>
           </m:r>
         </m:oMath>
       </m:oMathPara>
@@ -1213,8 +1612,85 @@
       </w:pPr>
       <m:oMathPara>
         <m:oMath>
-          <m:r>
-            <m:t xml:space="preserve">∫₋∞^∞ e^(−ax²) dx = √(π/a),    a &gt; 0</m:t>
+          <m:sSup>
+            <m:e>
+              <m:r>
+                <m:t xml:space="preserve">∫₋∞</m:t>
+              </m:r>
+            </m:e>
+            <m:sup>
+              <m:r>
+                <m:t xml:space="preserve">∞</m:t>
+              </m:r>
+            </m:sup>
+          </m:sSup>
+          <m:r>
+            <m:t xml:space="preserve"> </m:t>
+          </m:r>
+          <m:sSup>
+            <m:e>
+              <m:r>
+                <m:t xml:space="preserve">e</m:t>
+              </m:r>
+            </m:e>
+            <m:sup>
+              <m:r>
+                <m:t xml:space="preserve">−</m:t>
+              </m:r>
+              <m:sSup>
+                <m:e>
+                  <m:r>
+                    <m:t xml:space="preserve">ax</m:t>
+                  </m:r>
+                </m:e>
+                <m:sup>
+                  <m:r>
+                    <m:t xml:space="preserve">2</m:t>
+                  </m:r>
+                </m:sup>
+              </m:sSup>
+            </m:sup>
+          </m:sSup>
+          <m:r>
+            <m:t xml:space="preserve"> </m:t>
+          </m:r>
+          <m:r>
+            <m:t xml:space="preserve">dx</m:t>
+          </m:r>
+          <m:r>
+            <m:t xml:space="preserve">=</m:t>
+          </m:r>
+          <m:r>
+            <m:t xml:space="preserve">√</m:t>
+          </m:r>
+          <m:d>
+            <m:dPr/>
+            <m:e>
+              <m:f>
+                <m:num>
+                  <m:r>
+                    <m:t xml:space="preserve">π</m:t>
+                  </m:r>
+                </m:num>
+                <m:den>
+                  <m:r>
+                    <m:t xml:space="preserve">a</m:t>
+                  </m:r>
+                </m:den>
+              </m:f>
+            </m:e>
+          </m:d>
+          <m:r>
+            <m:t xml:space="preserve">,</m:t>
+          </m:r>
+          <m:r>
+            <m:t xml:space="preserve">a</m:t>
+          </m:r>
+          <m:r>
+            <m:t xml:space="preserve">&gt;</m:t>
+          </m:r>
+          <m:r>
+            <m:t xml:space="preserve">0</m:t>
           </m:r>
         </m:oMath>
       </m:oMathPara>
@@ -1231,9 +1707,113 @@
       </w:pPr>
       <m:oMathPara>
         <m:oMath>
-          <m:r>
-            <m:t xml:space="preserve">∫₋∞^∞ e^(−ax² + bx) dx = √(π/a) e^(b²/(4a))</m:t>
-          </m:r>
+          <m:sSup>
+            <m:e>
+              <m:r>
+                <m:t xml:space="preserve">∫₋∞</m:t>
+              </m:r>
+            </m:e>
+            <m:sup>
+              <m:r>
+                <m:t xml:space="preserve">∞</m:t>
+              </m:r>
+            </m:sup>
+          </m:sSup>
+          <m:r>
+            <m:t xml:space="preserve"> </m:t>
+          </m:r>
+          <m:sSup>
+            <m:e>
+              <m:r>
+                <m:t xml:space="preserve">e</m:t>
+              </m:r>
+            </m:e>
+            <m:sup>
+              <m:r>
+                <m:t xml:space="preserve">−</m:t>
+              </m:r>
+              <m:sSup>
+                <m:e>
+                  <m:r>
+                    <m:t xml:space="preserve">ax</m:t>
+                  </m:r>
+                </m:e>
+                <m:sup>
+                  <m:r>
+                    <m:t xml:space="preserve">2</m:t>
+                  </m:r>
+                </m:sup>
+              </m:sSup>
+              <m:r>
+                <m:t xml:space="preserve">+</m:t>
+              </m:r>
+              <m:r>
+                <m:t xml:space="preserve">bx</m:t>
+              </m:r>
+            </m:sup>
+          </m:sSup>
+          <m:r>
+            <m:t xml:space="preserve"> </m:t>
+          </m:r>
+          <m:r>
+            <m:t xml:space="preserve">dx</m:t>
+          </m:r>
+          <m:r>
+            <m:t xml:space="preserve">=</m:t>
+          </m:r>
+          <m:r>
+            <m:t xml:space="preserve">√</m:t>
+          </m:r>
+          <m:d>
+            <m:dPr/>
+            <m:e>
+              <m:f>
+                <m:num>
+                  <m:r>
+                    <m:t xml:space="preserve">π</m:t>
+                  </m:r>
+                </m:num>
+                <m:den>
+                  <m:r>
+                    <m:t xml:space="preserve">a</m:t>
+                  </m:r>
+                </m:den>
+              </m:f>
+            </m:e>
+          </m:d>
+          <m:r>
+            <m:t xml:space="preserve"> </m:t>
+          </m:r>
+          <m:sSup>
+            <m:e>
+              <m:r>
+                <m:t xml:space="preserve">e</m:t>
+              </m:r>
+            </m:e>
+            <m:sup>
+              <m:f>
+                <m:num>
+                  <m:sSup>
+                    <m:e>
+                      <m:r>
+                        <m:t xml:space="preserve">b</m:t>
+                      </m:r>
+                    </m:e>
+                    <m:sup>
+                      <m:r>
+                        <m:t xml:space="preserve">2</m:t>
+                      </m:r>
+                    </m:sup>
+                  </m:sSup>
+                </m:num>
+                <m:den>
+                  <m:r>
+                    <m:t xml:space="preserve">4a</m:t>
+                  </m:r>
+                </m:den>
+              </m:f>
+            </m:sup>
+          </m:sSup>
         </m:oMath>
       </m:oMathPara>
     </w:p>
@@ -1262,9 +1842,99 @@
       </w:pPr>
       <m:oMathPara>
         <m:oMath>
-          <m:r>
-            <m:t xml:space="preserve">∫₋∞^∞ x² e^(−ax²) dx = √π / (2a^(3/2))</m:t>
-          </m:r>
+          <m:sSup>
+            <m:e>
+              <m:r>
+                <m:t xml:space="preserve">∫₋∞</m:t>
+              </m:r>
+            </m:e>
+            <m:sup>
+              <m:r>
+                <m:t xml:space="preserve">∞</m:t>
+              </m:r>
+            </m:sup>
+          </m:sSup>
+          <m:r>
+            <m:t xml:space="preserve"> </m:t>
+          </m:r>
+          <m:sSup>
+            <m:e>
+              <m:r>
+                <m:t xml:space="preserve">x</m:t>
+              </m:r>
+            </m:e>
+            <m:sup>
+              <m:r>
+                <m:t xml:space="preserve">2</m:t>
+              </m:r>
+            </m:sup>
+          </m:sSup>
+          <m:r>
+            <m:t xml:space="preserve"> </m:t>
+          </m:r>
+          <m:sSup>
+            <m:e>
+              <m:r>
+                <m:t xml:space="preserve">e</m:t>
+              </m:r>
+            </m:e>
+            <m:sup>
+              <m:r>
+                <m:t xml:space="preserve">−</m:t>
+              </m:r>
+              <m:sSup>
+                <m:e>
+                  <m:r>
+                    <m:t xml:space="preserve">ax</m:t>
+                  </m:r>
+                </m:e>
+                <m:sup>
+                  <m:r>
+                    <m:t xml:space="preserve">2</m:t>
+                  </m:r>
+                </m:sup>
+              </m:sSup>
+            </m:sup>
+          </m:sSup>
+          <m:r>
+            <m:t xml:space="preserve"> </m:t>
+          </m:r>
+          <m:r>
+            <m:t xml:space="preserve">dx</m:t>
+          </m:r>
+          <m:r>
+            <m:t xml:space="preserve">=</m:t>
+          </m:r>
+          <m:f>
+            <m:num>
+              <m:r>
+                <m:t xml:space="preserve">√π</m:t>
+              </m:r>
+            </m:num>
+            <m:den>
+              <m:sSup>
+                <m:e>
+                  <m:r>
+                    <m:t xml:space="preserve">2a</m:t>
+                  </m:r>
+                </m:e>
+                <m:sup>
+                  <m:f>
+                    <m:num>
+                      <m:r>
+                        <m:t xml:space="preserve">3</m:t>
+                      </m:r>
+                    </m:num>
+                    <m:den>
+                      <m:r>
+                        <m:t xml:space="preserve">2</m:t>
+                      </m:r>
+                    </m:den>
+                  </m:f>
+                </m:sup>
+              </m:sSup>
+            </m:den>
+          </m:f>
         </m:oMath>
       </m:oMathPara>
     </w:p>
@@ -1302,7 +1972,91 @@
       <m:oMathPara>
         <m:oMath>
           <m:r>
-            <m:t xml:space="preserve">df = (∂f/∂x) dx + (∂f/∂y) dy + (∂f/∂z) dz + (∂f/∂t) dt</m:t>
+            <m:t xml:space="preserve">df</m:t>
+          </m:r>
+          <m:r>
+            <m:t xml:space="preserve">=</m:t>
+          </m:r>
+          <m:f>
+            <m:num>
+              <m:r>
+                <m:t xml:space="preserve">∂f</m:t>
+              </m:r>
+            </m:num>
+            <m:den>
+              <m:r>
+                <m:t xml:space="preserve">∂x</m:t>
+              </m:r>
+            </m:den>
+          </m:f>
+          <m:r>
+            <m:t xml:space="preserve"> </m:t>
+          </m:r>
+          <m:r>
+            <m:t xml:space="preserve">dx</m:t>
+          </m:r>
+          <m:r>
+            <m:t xml:space="preserve">+</m:t>
+          </m:r>
+          <m:f>
+            <m:num>
+              <m:r>
+                <m:t xml:space="preserve">∂f</m:t>
+              </m:r>
+            </m:num>
+            <m:den>
+              <m:r>
+                <m:t xml:space="preserve">∂y</m:t>
+              </m:r>
+            </m:den>
+          </m:f>
+          <m:r>
+            <m:t xml:space="preserve"> </m:t>
+          </m:r>
+          <m:r>
+            <m:t xml:space="preserve">dy</m:t>
+          </m:r>
+          <m:r>
+            <m:t xml:space="preserve">+</m:t>
+          </m:r>
+          <m:f>
+            <m:num>
+              <m:r>
+                <m:t xml:space="preserve">∂f</m:t>
+              </m:r>
+            </m:num>
+            <m:den>
+              <m:r>
+                <m:t xml:space="preserve">∂z</m:t>
+              </m:r>
+            </m:den>
+          </m:f>
+          <m:r>
+            <m:t xml:space="preserve"> </m:t>
+          </m:r>
+          <m:r>
+            <m:t xml:space="preserve">dz</m:t>
+          </m:r>
+          <m:r>
+            <m:t xml:space="preserve">+</m:t>
+          </m:r>
+          <m:f>
+            <m:num>
+              <m:r>
+                <m:t xml:space="preserve">∂f</m:t>
+              </m:r>
+            </m:num>
+            <m:den>
+              <m:r>
+                <m:t xml:space="preserve">∂t</m:t>
+              </m:r>
+            </m:den>
+          </m:f>
+          <m:r>
+            <m:t xml:space="preserve"> </m:t>
+          </m:r>
+          <m:r>
+            <m:t xml:space="preserve">dt</m:t>
           </m:r>
         </m:oMath>
       </m:oMathPara>
@@ -1319,9 +2073,123 @@
       </w:pPr>
       <m:oMathPara>
         <m:oMath>
-          <m:r>
-            <m:t xml:space="preserve">df/dt = ∂f/∂t + (dx/dt) ∂f/∂x + (dy/dt) ∂f/∂y + (dz/dt) ∂f/∂z</m:t>
-          </m:r>
+          <m:f>
+            <m:num>
+              <m:r>
+                <m:t xml:space="preserve">df</m:t>
+              </m:r>
+            </m:num>
+            <m:den>
+              <m:r>
+                <m:t xml:space="preserve">dt</m:t>
+              </m:r>
+            </m:den>
+          </m:f>
+          <m:r>
+            <m:t xml:space="preserve">=</m:t>
+          </m:r>
+          <m:f>
+            <m:num>
+              <m:r>
+                <m:t xml:space="preserve">∂f</m:t>
+              </m:r>
+            </m:num>
+            <m:den>
+              <m:r>
+                <m:t xml:space="preserve">∂t</m:t>
+              </m:r>
+            </m:den>
+          </m:f>
+          <m:r>
+            <m:t xml:space="preserve">+</m:t>
+          </m:r>
+          <m:f>
+            <m:num>
+              <m:r>
+                <m:t xml:space="preserve">dx</m:t>
+              </m:r>
+            </m:num>
+            <m:den>
+              <m:r>
+                <m:t xml:space="preserve">dt</m:t>
+              </m:r>
+            </m:den>
+          </m:f>
+          <m:r>
+            <m:t xml:space="preserve"> </m:t>
+          </m:r>
+          <m:f>
+            <m:num>
+              <m:r>
+                <m:t xml:space="preserve">∂f</m:t>
+              </m:r>
+            </m:num>
+            <m:den>
+              <m:r>
+                <m:t xml:space="preserve">∂x</m:t>
+              </m:r>
+            </m:den>
+          </m:f>
+          <m:r>
+            <m:t xml:space="preserve">+</m:t>
+          </m:r>
+          <m:f>
+            <m:num>
+              <m:r>
+                <m:t xml:space="preserve">dy</m:t>
+              </m:r>
+            </m:num>
+            <m:den>
+              <m:r>
+                <m:t xml:space="preserve">dt</m:t>
+              </m:r>
+            </m:den>
+          </m:f>
+          <m:r>
+            <m:t xml:space="preserve"> </m:t>
+          </m:r>
+          <m:f>
+            <m:num>
+              <m:r>
+                <m:t xml:space="preserve">∂f</m:t>
+              </m:r>
+            </m:num>
+            <m:den>
+              <m:r>
+                <m:t xml:space="preserve">∂y</m:t>
+              </m:r>
+            </m:den>
+          </m:f>
+          <m:r>
+            <m:t xml:space="preserve">+</m:t>
+          </m:r>
+          <m:f>
+            <m:num>
+              <m:r>
+                <m:t xml:space="preserve">dz</m:t>
+              </m:r>
+            </m:num>
+            <m:den>
+              <m:r>
+                <m:t xml:space="preserve">dt</m:t>
+              </m:r>
+            </m:den>
+          </m:f>
+          <m:r>
+            <m:t xml:space="preserve"> </m:t>
+          </m:r>
+          <m:f>
+            <m:num>
+              <m:r>
+                <m:t xml:space="preserve">∂f</m:t>
+              </m:r>
+            </m:num>
+            <m:den>
+              <m:r>
+                <m:t xml:space="preserve">∂z</m:t>
+              </m:r>
+            </m:den>
+          </m:f>
         </m:oMath>
       </m:oMathPara>
     </w:p>
@@ -1652,7 +2520,53 @@
       <m:oMathPara>
         <m:oMath>
           <m:r>
-            <m:t xml:space="preserve">∇ × (∇φ) = 0,    ∇ · (∇ × A) = 0</m:t>
+            <m:t xml:space="preserve">∇</m:t>
+          </m:r>
+          <m:r>
+            <m:t xml:space="preserve">×</m:t>
+          </m:r>
+          <m:d>
+            <m:dPr/>
+            <m:e>
+              <m:r>
+                <m:t xml:space="preserve">∇φ</m:t>
+              </m:r>
+            </m:e>
+          </m:d>
+          <m:r>
+            <m:t xml:space="preserve">=</m:t>
+          </m:r>
+          <m:r>
+            <m:t xml:space="preserve">0</m:t>
+          </m:r>
+          <m:r>
+            <m:t xml:space="preserve">,</m:t>
+          </m:r>
+          <m:r>
+            <m:t xml:space="preserve">∇</m:t>
+          </m:r>
+          <m:r>
+            <m:t xml:space="preserve">·</m:t>
+          </m:r>
+          <m:d>
+            <m:dPr/>
+            <m:e>
+              <m:r>
+                <m:t xml:space="preserve">∇</m:t>
+              </m:r>
+              <m:r>
+                <m:t xml:space="preserve">×</m:t>
+              </m:r>
+              <m:r>
+                <m:t xml:space="preserve">A</m:t>
+              </m:r>
+            </m:e>
+          </m:d>
+          <m:r>
+            <m:t xml:space="preserve">=</m:t>
+          </m:r>
+          <m:r>
+            <m:t xml:space="preserve">0</m:t>
           </m:r>
         </m:oMath>
       </m:oMathPara>
@@ -1682,8 +2596,139 @@
       </w:pPr>
       <m:oMathPara>
         <m:oMath>
-          <m:r>
-            <m:t xml:space="preserve">∫_V ∇·A d³x = ∮_S A·dS,    ∫_S (∇×A)·dS = ∮_C A·dl</m:t>
+          <m:sSub>
+            <m:e>
+              <m:r>
+                <m:t xml:space="preserve">∫</m:t>
+              </m:r>
+            </m:e>
+            <m:sub>
+              <m:r>
+                <m:t xml:space="preserve">V</m:t>
+              </m:r>
+            </m:sub>
+          </m:sSub>
+          <m:r>
+            <m:t xml:space="preserve"> </m:t>
+          </m:r>
+          <m:r>
+            <m:t xml:space="preserve">∇</m:t>
+          </m:r>
+          <m:r>
+            <m:t xml:space="preserve">·</m:t>
+          </m:r>
+          <m:r>
+            <m:t xml:space="preserve">A</m:t>
+          </m:r>
+          <m:r>
+            <m:t xml:space="preserve"> </m:t>
+          </m:r>
+          <m:sSup>
+            <m:e>
+              <m:r>
+                <m:t xml:space="preserve">d</m:t>
+              </m:r>
+            </m:e>
+            <m:sup>
+              <m:r>
+                <m:t xml:space="preserve">3</m:t>
+              </m:r>
+            </m:sup>
+          </m:sSup>
+          <m:r>
+            <m:t xml:space="preserve">x</m:t>
+          </m:r>
+          <m:r>
+            <m:t xml:space="preserve">=</m:t>
+          </m:r>
+          <m:sSub>
+            <m:e>
+              <m:r>
+                <m:t xml:space="preserve">∮</m:t>
+              </m:r>
+            </m:e>
+            <m:sub>
+              <m:r>
+                <m:t xml:space="preserve">S</m:t>
+              </m:r>
+            </m:sub>
+          </m:sSub>
+          <m:r>
+            <m:t xml:space="preserve"> </m:t>
+          </m:r>
+          <m:r>
+            <m:t xml:space="preserve">A</m:t>
+          </m:r>
+          <m:r>
+            <m:t xml:space="preserve">·</m:t>
+          </m:r>
+          <m:r>
+            <m:t xml:space="preserve">dS</m:t>
+          </m:r>
+          <m:r>
+            <m:t xml:space="preserve">,</m:t>
+          </m:r>
+          <m:sSub>
+            <m:e>
+              <m:r>
+                <m:t xml:space="preserve">∫</m:t>
+              </m:r>
+            </m:e>
+            <m:sub>
+              <m:r>
+                <m:t xml:space="preserve">S</m:t>
+              </m:r>
+            </m:sub>
+          </m:sSub>
+          <m:r>
+            <m:t xml:space="preserve"> </m:t>
+          </m:r>
+          <m:d>
+            <m:dPr/>
+            <m:e>
+              <m:r>
+                <m:t xml:space="preserve">∇</m:t>
+              </m:r>
+              <m:r>
+                <m:t xml:space="preserve">×</m:t>
+              </m:r>
+              <m:r>
+                <m:t xml:space="preserve">A</m:t>
+              </m:r>
+            </m:e>
+          </m:d>
+          <m:r>
+            <m:t xml:space="preserve">·</m:t>
+          </m:r>
+          <m:r>
+            <m:t xml:space="preserve">dS</m:t>
+          </m:r>
+          <m:r>
+            <m:t xml:space="preserve">=</m:t>
+          </m:r>
+          <m:sSub>
+            <m:e>
+              <m:r>
+                <m:t xml:space="preserve">∮</m:t>
+              </m:r>
+            </m:e>
+            <m:sub>
+              <m:r>
+                <m:t xml:space="preserve">C</m:t>
+              </m:r>
+            </m:sub>
+          </m:sSub>
+          <m:r>
+            <m:t xml:space="preserve"> </m:t>
+          </m:r>
+          <m:r>
+            <m:t xml:space="preserve">A</m:t>
+          </m:r>
+          <m:r>
+            <m:t xml:space="preserve">·</m:t>
+          </m:r>
+          <m:r>
+            <m:t xml:space="preserve">dl</m:t>
           </m:r>
         </m:oMath>
       </m:oMathPara>
@@ -1735,8 +2780,182 @@
       <m:oMathPara>
         <m:oMath>
           <m:r>
-            <m:t xml:space="preserve">f(x + h) = f(x) + f′(x) h + f″(x) h²/2! + f‴(x) h³/3! + ⋯ = Σₙ f⁽ⁿ⁾(x) hⁿ/n!</m:t>
-          </m:r>
+            <m:t xml:space="preserve">f</m:t>
+          </m:r>
+          <m:d>
+            <m:dPr/>
+            <m:e>
+              <m:r>
+                <m:t xml:space="preserve">x</m:t>
+              </m:r>
+              <m:r>
+                <m:t xml:space="preserve">+</m:t>
+              </m:r>
+              <m:r>
+                <m:t xml:space="preserve">h</m:t>
+              </m:r>
+            </m:e>
+          </m:d>
+          <m:r>
+            <m:t xml:space="preserve">=</m:t>
+          </m:r>
+          <m:r>
+            <m:t xml:space="preserve">f</m:t>
+          </m:r>
+          <m:d>
+            <m:dPr/>
+            <m:e>
+              <m:r>
+                <m:t xml:space="preserve">x</m:t>
+              </m:r>
+            </m:e>
+          </m:d>
+          <m:r>
+            <m:t xml:space="preserve">+</m:t>
+          </m:r>
+          <m:r>
+            <m:t xml:space="preserve">f′</m:t>
+          </m:r>
+          <m:d>
+            <m:dPr/>
+            <m:e>
+              <m:r>
+                <m:t xml:space="preserve">x</m:t>
+              </m:r>
+            </m:e>
+          </m:d>
+          <m:r>
+            <m:t xml:space="preserve"> </m:t>
+          </m:r>
+          <m:r>
+            <m:t xml:space="preserve">h</m:t>
+          </m:r>
+          <m:r>
+            <m:t xml:space="preserve">+</m:t>
+          </m:r>
+          <m:r>
+            <m:t xml:space="preserve">f″</m:t>
+          </m:r>
+          <m:d>
+            <m:dPr/>
+            <m:e>
+              <m:r>
+                <m:t xml:space="preserve">x</m:t>
+              </m:r>
+            </m:e>
+          </m:d>
+          <m:r>
+            <m:t xml:space="preserve"> </m:t>
+          </m:r>
+          <m:f>
+            <m:num>
+              <m:sSup>
+                <m:e>
+                  <m:r>
+                    <m:t xml:space="preserve">h</m:t>
+                  </m:r>
+                </m:e>
+                <m:sup>
+                  <m:r>
+                    <m:t xml:space="preserve">2</m:t>
+                  </m:r>
+                </m:sup>
+              </m:sSup>
+            </m:num>
+            <m:den>
+              <m:r>
+                <m:t xml:space="preserve">2!</m:t>
+              </m:r>
+            </m:den>
+          </m:f>
+          <m:r>
+            <m:t xml:space="preserve">+</m:t>
+          </m:r>
+          <m:r>
+            <m:t xml:space="preserve">f‴</m:t>
+          </m:r>
+          <m:d>
+            <m:dPr/>
+            <m:e>
+              <m:r>
+                <m:t xml:space="preserve">x</m:t>
+              </m:r>
+            </m:e>
+          </m:d>
+          <m:r>
+            <m:t xml:space="preserve"> </m:t>
+          </m:r>
+          <m:f>
+            <m:num>
+              <m:sSup>
+                <m:e>
+                  <m:r>
+                    <m:t xml:space="preserve">h</m:t>
+                  </m:r>
+                </m:e>
+                <m:sup>
+                  <m:r>
+                    <m:t xml:space="preserve">3</m:t>
+                  </m:r>
+                </m:sup>
+              </m:sSup>
+            </m:num>
+            <m:den>
+              <m:r>
+                <m:t xml:space="preserve">3!</m:t>
+              </m:r>
+            </m:den>
+          </m:f>
+          <m:r>
+            <m:t xml:space="preserve">+</m:t>
+          </m:r>
+          <m:r>
+            <m:t xml:space="preserve">⋯</m:t>
+          </m:r>
+          <m:r>
+            <m:t xml:space="preserve">=</m:t>
+          </m:r>
+          <m:r>
+            <m:t xml:space="preserve">Σₙ</m:t>
+          </m:r>
+          <m:r>
+            <m:t xml:space="preserve"> </m:t>
+          </m:r>
+          <m:sSup>
+            <m:e>
+              <m:r>
+                <m:t xml:space="preserve">f</m:t>
+              </m:r>
+            </m:e>
+            <m:sup>
+              <m:r>
+                <m:t xml:space="preserve">(ⁿ)</m:t>
+              </m:r>
+            </m:sup>
+          </m:sSup>
+          <m:d>
+            <m:dPr/>
+            <m:e>
+              <m:r>
+                <m:t xml:space="preserve">x</m:t>
+              </m:r>
+            </m:e>
+          </m:d>
+          <m:r>
+            <m:t xml:space="preserve"> </m:t>
+          </m:r>
+          <m:f>
+            <m:num>
+              <m:r>
+                <m:t xml:space="preserve">hⁿ</m:t>
+              </m:r>
+            </m:num>
+            <m:den>
+              <m:r>
+                <m:t xml:space="preserve">n!</m:t>
+              </m:r>
+            </m:den>
+          </m:f>
         </m:oMath>
       </m:oMathPara>
     </w:p>
@@ -1752,8 +2971,83 @@
       </w:pPr>
       <m:oMathPara>
         <m:oMath>
-          <m:r>
-            <m:t xml:space="preserve">e^x = 1 + x + x²/2 + x³/6 + ⋯</m:t>
+          <m:sSup>
+            <m:e>
+              <m:r>
+                <m:t xml:space="preserve">e</m:t>
+              </m:r>
+            </m:e>
+            <m:sup>
+              <m:r>
+                <m:t xml:space="preserve">x</m:t>
+              </m:r>
+            </m:sup>
+          </m:sSup>
+          <m:r>
+            <m:t xml:space="preserve">=</m:t>
+          </m:r>
+          <m:r>
+            <m:t xml:space="preserve">1</m:t>
+          </m:r>
+          <m:r>
+            <m:t xml:space="preserve">+</m:t>
+          </m:r>
+          <m:r>
+            <m:t xml:space="preserve">x</m:t>
+          </m:r>
+          <m:r>
+            <m:t xml:space="preserve">+</m:t>
+          </m:r>
+          <m:f>
+            <m:num>
+              <m:sSup>
+                <m:e>
+                  <m:r>
+                    <m:t xml:space="preserve">x</m:t>
+                  </m:r>
+                </m:e>
+                <m:sup>
+                  <m:r>
+                    <m:t xml:space="preserve">2</m:t>
+                  </m:r>
+                </m:sup>
+              </m:sSup>
+            </m:num>
+            <m:den>
+              <m:r>
+                <m:t xml:space="preserve">2</m:t>
+              </m:r>
+            </m:den>
+          </m:f>
+          <m:r>
+            <m:t xml:space="preserve">+</m:t>
+          </m:r>
+          <m:f>
+            <m:num>
+              <m:sSup>
+                <m:e>
+                  <m:r>
+                    <m:t xml:space="preserve">x</m:t>
+                  </m:r>
+                </m:e>
+                <m:sup>
+                  <m:r>
+                    <m:t xml:space="preserve">3</m:t>
+                  </m:r>
+                </m:sup>
+              </m:sSup>
+            </m:num>
+            <m:den>
+              <m:r>
+                <m:t xml:space="preserve">6</m:t>
+              </m:r>
+            </m:den>
+          </m:f>
+          <m:r>
+            <m:t xml:space="preserve">+</m:t>
+          </m:r>
+          <m:r>
+            <m:t xml:space="preserve">⋯</m:t>
           </m:r>
         </m:oMath>
       </m:oMathPara>
@@ -1765,8 +3059,128 @@
       </w:pPr>
       <m:oMathPara>
         <m:oMath>
-          <m:r>
-            <m:t xml:space="preserve">sin x = x − x³/6 + ⋯,    cos x = 1 − x²/2 + x⁴/24 − ⋯</m:t>
+          <m:func>
+            <m:fName>
+              <m:r>
+                <m:t xml:space="preserve">sin</m:t>
+              </m:r>
+            </m:fName>
+            <m:e>
+              <m:r>
+                <m:t xml:space="preserve">x</m:t>
+              </m:r>
+            </m:e>
+          </m:func>
+          <m:r>
+            <m:t xml:space="preserve">=</m:t>
+          </m:r>
+          <m:r>
+            <m:t xml:space="preserve">x</m:t>
+          </m:r>
+          <m:r>
+            <m:t xml:space="preserve">−</m:t>
+          </m:r>
+          <m:f>
+            <m:num>
+              <m:sSup>
+                <m:e>
+                  <m:r>
+                    <m:t xml:space="preserve">x</m:t>
+                  </m:r>
+                </m:e>
+                <m:sup>
+                  <m:r>
+                    <m:t xml:space="preserve">3</m:t>
+                  </m:r>
+                </m:sup>
+              </m:sSup>
+            </m:num>
+            <m:den>
+              <m:r>
+                <m:t xml:space="preserve">6</m:t>
+              </m:r>
+            </m:den>
+          </m:f>
+          <m:r>
+            <m:t xml:space="preserve">+</m:t>
+          </m:r>
+          <m:r>
+            <m:t xml:space="preserve">⋯</m:t>
+          </m:r>
+          <m:r>
+            <m:t xml:space="preserve">,</m:t>
+          </m:r>
+          <m:func>
+            <m:fName>
+              <m:r>
+                <m:t xml:space="preserve">cos</m:t>
+              </m:r>
+            </m:fName>
+            <m:e>
+              <m:r>
+                <m:t xml:space="preserve">x</m:t>
+              </m:r>
+            </m:e>
+          </m:func>
+          <m:r>
+            <m:t xml:space="preserve">=</m:t>
+          </m:r>
+          <m:r>
+            <m:t xml:space="preserve">1</m:t>
+          </m:r>
+          <m:r>
+            <m:t xml:space="preserve">−</m:t>
+          </m:r>
+          <m:f>
+            <m:num>
+              <m:sSup>
+                <m:e>
+                  <m:r>
+                    <m:t xml:space="preserve">x</m:t>
+                  </m:r>
+                </m:e>
+                <m:sup>
+                  <m:r>
+                    <m:t xml:space="preserve">2</m:t>
+                  </m:r>
+                </m:sup>
+              </m:sSup>
+            </m:num>
+            <m:den>
+              <m:r>
+                <m:t xml:space="preserve">2</m:t>
+              </m:r>
+            </m:den>
+          </m:f>
+          <m:r>
+            <m:t xml:space="preserve">+</m:t>
+          </m:r>
+          <m:f>
+            <m:num>
+              <m:sSup>
+                <m:e>
+                  <m:r>
+                    <m:t xml:space="preserve">x</m:t>
+                  </m:r>
+                </m:e>
+                <m:sup>
+                  <m:r>
+                    <m:t xml:space="preserve">4</m:t>
+                  </m:r>
+                </m:sup>
+              </m:sSup>
+            </m:num>
+            <m:den>
+              <m:r>
+                <m:t xml:space="preserve">24</m:t>
+              </m:r>
+            </m:den>
+          </m:f>
+          <m:r>
+            <m:t xml:space="preserve">−</m:t>
+          </m:r>
+          <m:r>
+            <m:t xml:space="preserve">⋯</m:t>
           </m:r>
         </m:oMath>
       </m:oMathPara>
@@ -1778,8 +3192,149 @@
       </w:pPr>
       <m:oMathPara>
         <m:oMath>
-          <m:r>
-            <m:t xml:space="preserve">(1 + x)^α = 1 + αx + α(α − 1)x²/2 + ⋯,    ln(1 + x) = x − x²/2 + ⋯</m:t>
+          <m:sSup>
+            <m:e>
+              <m:d>
+                <m:dPr/>
+                <m:e>
+                  <m:r>
+                    <m:t xml:space="preserve">1</m:t>
+                  </m:r>
+                  <m:r>
+                    <m:t xml:space="preserve">+</m:t>
+                  </m:r>
+                  <m:r>
+                    <m:t xml:space="preserve">x</m:t>
+                  </m:r>
+                </m:e>
+              </m:d>
+            </m:e>
+            <m:sup>
+              <m:r>
+                <m:t xml:space="preserve">α</m:t>
+              </m:r>
+            </m:sup>
+          </m:sSup>
+          <m:r>
+            <m:t xml:space="preserve">=</m:t>
+          </m:r>
+          <m:r>
+            <m:t xml:space="preserve">1</m:t>
+          </m:r>
+          <m:r>
+            <m:t xml:space="preserve">+</m:t>
+          </m:r>
+          <m:r>
+            <m:t xml:space="preserve">αx</m:t>
+          </m:r>
+          <m:r>
+            <m:t xml:space="preserve">+</m:t>
+          </m:r>
+          <m:f>
+            <m:num>
+              <m:r>
+                <m:t xml:space="preserve">α</m:t>
+              </m:r>
+              <m:d>
+                <m:dPr/>
+                <m:e>
+                  <m:r>
+                    <m:t xml:space="preserve">α</m:t>
+                  </m:r>
+                  <m:r>
+                    <m:t xml:space="preserve">−</m:t>
+                  </m:r>
+                  <m:r>
+                    <m:t xml:space="preserve">1</m:t>
+                  </m:r>
+                </m:e>
+              </m:d>
+              <m:sSup>
+                <m:e>
+                  <m:r>
+                    <m:t xml:space="preserve">x</m:t>
+                  </m:r>
+                </m:e>
+                <m:sup>
+                  <m:r>
+                    <m:t xml:space="preserve">2</m:t>
+                  </m:r>
+                </m:sup>
+              </m:sSup>
+            </m:num>
+            <m:den>
+              <m:r>
+                <m:t xml:space="preserve">2</m:t>
+              </m:r>
+            </m:den>
+          </m:f>
+          <m:r>
+            <m:t xml:space="preserve">+</m:t>
+          </m:r>
+          <m:r>
+            <m:t xml:space="preserve">⋯</m:t>
+          </m:r>
+          <m:r>
+            <m:t xml:space="preserve">,</m:t>
+          </m:r>
+          <m:func>
+            <m:fName>
+              <m:r>
+                <m:t xml:space="preserve">ln</m:t>
+              </m:r>
+            </m:fName>
+            <m:e>
+              <m:d>
+                <m:dPr/>
+                <m:e>
+                  <m:r>
+                    <m:t xml:space="preserve">1</m:t>
+                  </m:r>
+                  <m:r>
+                    <m:t xml:space="preserve">+</m:t>
+                  </m:r>
+                  <m:r>
+                    <m:t xml:space="preserve">x</m:t>
+                  </m:r>
+                </m:e>
+              </m:d>
+            </m:e>
+          </m:func>
+          <m:r>
+            <m:t xml:space="preserve">=</m:t>
+          </m:r>
+          <m:r>
+            <m:t xml:space="preserve">x</m:t>
+          </m:r>
+          <m:r>
+            <m:t xml:space="preserve">−</m:t>
+          </m:r>
+          <m:f>
+            <m:num>
+              <m:sSup>
+                <m:e>
+                  <m:r>
+                    <m:t xml:space="preserve">x</m:t>
+                  </m:r>
+                </m:e>
+                <m:sup>
+                  <m:r>
+                    <m:t xml:space="preserve">2</m:t>
+                  </m:r>
+                </m:sup>
+              </m:sSup>
+            </m:num>
+            <m:den>
+              <m:r>
+                <m:t xml:space="preserve">2</m:t>
+              </m:r>
+            </m:den>
+          </m:f>
+          <m:r>
+            <m:t xml:space="preserve">+</m:t>
+          </m:r>
+          <m:r>
+            <m:t xml:space="preserve">⋯</m:t>
           </m:r>
         </m:oMath>
       </m:oMathPara>
@@ -1823,7 +3378,171 @@
       <m:oMathPara>
         <m:oMath>
           <m:r>
-            <m:t xml:space="preserve">E = mc² √(1 + p²/(m²c²)) = mc² + p²/(2m) − p⁴/(8m³c²) + ⋯</m:t>
+            <m:t xml:space="preserve">E</m:t>
+          </m:r>
+          <m:r>
+            <m:t xml:space="preserve">=</m:t>
+          </m:r>
+          <m:sSup>
+            <m:e>
+              <m:r>
+                <m:t xml:space="preserve">mc</m:t>
+              </m:r>
+            </m:e>
+            <m:sup>
+              <m:r>
+                <m:t xml:space="preserve">2</m:t>
+              </m:r>
+            </m:sup>
+          </m:sSup>
+          <m:r>
+            <m:t xml:space="preserve"> </m:t>
+          </m:r>
+          <m:r>
+            <m:t xml:space="preserve">√</m:t>
+          </m:r>
+          <m:d>
+            <m:dPr/>
+            <m:e>
+              <m:r>
+                <m:t xml:space="preserve">1</m:t>
+              </m:r>
+              <m:r>
+                <m:t xml:space="preserve">+</m:t>
+              </m:r>
+              <m:f>
+                <m:num>
+                  <m:sSup>
+                    <m:e>
+                      <m:r>
+                        <m:t xml:space="preserve">p</m:t>
+                      </m:r>
+                    </m:e>
+                    <m:sup>
+                      <m:r>
+                        <m:t xml:space="preserve">2</m:t>
+                      </m:r>
+                    </m:sup>
+                  </m:sSup>
+                </m:num>
+                <m:den>
+                  <m:sSup>
+                    <m:e>
+                      <m:r>
+                        <m:t xml:space="preserve">m</m:t>
+                      </m:r>
+                    </m:e>
+                    <m:sup>
+                      <m:r>
+                        <m:t xml:space="preserve">2</m:t>
+                      </m:r>
+                    </m:sup>
+                  </m:sSup>
+                  <m:sSup>
+                    <m:e>
+                      <m:r>
+                        <m:t xml:space="preserve">c</m:t>
+                      </m:r>
+                    </m:e>
+                    <m:sup>
+                      <m:r>
+                        <m:t xml:space="preserve">2</m:t>
+                      </m:r>
+                    </m:sup>
+                  </m:sSup>
+                </m:den>
+              </m:f>
+            </m:e>
+          </m:d>
+          <m:r>
+            <m:t xml:space="preserve">=</m:t>
+          </m:r>
+          <m:sSup>
+            <m:e>
+              <m:r>
+                <m:t xml:space="preserve">mc</m:t>
+              </m:r>
+            </m:e>
+            <m:sup>
+              <m:r>
+                <m:t xml:space="preserve">2</m:t>
+              </m:r>
+            </m:sup>
+          </m:sSup>
+          <m:r>
+            <m:t xml:space="preserve">+</m:t>
+          </m:r>
+          <m:f>
+            <m:num>
+              <m:sSup>
+                <m:e>
+                  <m:r>
+                    <m:t xml:space="preserve">p</m:t>
+                  </m:r>
+                </m:e>
+                <m:sup>
+                  <m:r>
+                    <m:t xml:space="preserve">2</m:t>
+                  </m:r>
+                </m:sup>
+              </m:sSup>
+            </m:num>
+            <m:den>
+              <m:r>
+                <m:t xml:space="preserve">2m</m:t>
+              </m:r>
+            </m:den>
+          </m:f>
+          <m:r>
+            <m:t xml:space="preserve">−</m:t>
+          </m:r>
+          <m:f>
+            <m:num>
+              <m:sSup>
+                <m:e>
+                  <m:r>
+                    <m:t xml:space="preserve">p</m:t>
+                  </m:r>
+                </m:e>
+                <m:sup>
+                  <m:r>
+                    <m:t xml:space="preserve">4</m:t>
+                  </m:r>
+                </m:sup>
+              </m:sSup>
+            </m:num>
+            <m:den>
+              <m:sSup>
+                <m:e>
+                  <m:r>
+                    <m:t xml:space="preserve">8m</m:t>
+                  </m:r>
+                </m:e>
+                <m:sup>
+                  <m:r>
+                    <m:t xml:space="preserve">3</m:t>
+                  </m:r>
+                </m:sup>
+              </m:sSup>
+              <m:sSup>
+                <m:e>
+                  <m:r>
+                    <m:t xml:space="preserve">c</m:t>
+                  </m:r>
+                </m:e>
+                <m:sup>
+                  <m:r>
+                    <m:t xml:space="preserve">2</m:t>
+                  </m:r>
+                </m:sup>
+              </m:sSup>
+            </m:den>
+          </m:f>
+          <m:r>
+            <m:t xml:space="preserve">+</m:t>
+          </m:r>
+          <m:r>
+            <m:t xml:space="preserve">⋯</m:t>
           </m:r>
         </m:oMath>
       </m:oMathPara>
@@ -1862,7 +3581,139 @@
       <m:oMathPara>
         <m:oMath>
           <m:r>
-            <m:t xml:space="preserve">f(x) = Σₙ cₙ e^(2πinx/L),    cₙ = (1/L) ∫₀^L f(x) e^(−2πinx/L) dx</m:t>
+            <m:t xml:space="preserve">f</m:t>
+          </m:r>
+          <m:d>
+            <m:dPr/>
+            <m:e>
+              <m:r>
+                <m:t xml:space="preserve">x</m:t>
+              </m:r>
+            </m:e>
+          </m:d>
+          <m:r>
+            <m:t xml:space="preserve">=</m:t>
+          </m:r>
+          <m:r>
+            <m:t xml:space="preserve">Σₙ</m:t>
+          </m:r>
+          <m:r>
+            <m:t xml:space="preserve"> </m:t>
+          </m:r>
+          <m:r>
+            <m:t xml:space="preserve">cₙ</m:t>
+          </m:r>
+          <m:r>
+            <m:t xml:space="preserve"> </m:t>
+          </m:r>
+          <m:sSup>
+            <m:e>
+              <m:r>
+                <m:t xml:space="preserve">e</m:t>
+              </m:r>
+            </m:e>
+            <m:sup>
+              <m:f>
+                <m:num>
+                  <m:r>
+                    <m:t xml:space="preserve">2πinx</m:t>
+                  </m:r>
+                </m:num>
+                <m:den>
+                  <m:r>
+                    <m:t xml:space="preserve">L</m:t>
+                  </m:r>
+                </m:den>
+              </m:f>
+            </m:sup>
+          </m:sSup>
+          <m:r>
+            <m:t xml:space="preserve">,</m:t>
+          </m:r>
+          <m:r>
+            <m:t xml:space="preserve">cₙ</m:t>
+          </m:r>
+          <m:r>
+            <m:t xml:space="preserve">=</m:t>
+          </m:r>
+          <m:f>
+            <m:num>
+              <m:r>
+                <m:t xml:space="preserve">1</m:t>
+              </m:r>
+            </m:num>
+            <m:den>
+              <m:r>
+                <m:t xml:space="preserve">L</m:t>
+              </m:r>
+            </m:den>
+          </m:f>
+          <m:r>
+            <m:t xml:space="preserve"> </m:t>
+          </m:r>
+          <m:sSubSup>
+            <m:e>
+              <m:r>
+                <m:t xml:space="preserve">∫</m:t>
+              </m:r>
+            </m:e>
+            <m:sub>
+              <m:r>
+                <m:t xml:space="preserve">0</m:t>
+              </m:r>
+            </m:sub>
+            <m:sup>
+              <m:r>
+                <m:t xml:space="preserve">L</m:t>
+              </m:r>
+            </m:sup>
+          </m:sSubSup>
+          <m:r>
+            <m:t xml:space="preserve"> </m:t>
+          </m:r>
+          <m:r>
+            <m:t xml:space="preserve">f</m:t>
+          </m:r>
+          <m:d>
+            <m:dPr/>
+            <m:e>
+              <m:r>
+                <m:t xml:space="preserve">x</m:t>
+              </m:r>
+            </m:e>
+          </m:d>
+          <m:r>
+            <m:t xml:space="preserve"> </m:t>
+          </m:r>
+          <m:sSup>
+            <m:e>
+              <m:r>
+                <m:t xml:space="preserve">e</m:t>
+              </m:r>
+            </m:e>
+            <m:sup>
+              <m:r>
+                <m:t xml:space="preserve">−</m:t>
+              </m:r>
+              <m:f>
+                <m:num>
+                  <m:r>
+                    <m:t xml:space="preserve">2πinx</m:t>
+                  </m:r>
+                </m:num>
+                <m:den>
+                  <m:r>
+                    <m:t xml:space="preserve">L</m:t>
+                  </m:r>
+                </m:den>
+              </m:f>
+            </m:sup>
+          </m:sSup>
+          <m:r>
+            <m:t xml:space="preserve"> </m:t>
+          </m:r>
+          <m:r>
+            <m:t xml:space="preserve">dx</m:t>
           </m:r>
         </m:oMath>
       </m:oMathPara>
@@ -1893,8 +3744,124 @@
       <m:oMathPara>
         <m:oMath>
           <m:r>
-            <m:t xml:space="preserve">f(x) = ∫ (dk/2π) f̃(k) e^(ikx),    f̃(k) = ∫ dx f(x) e^(−ikx)</m:t>
-          </m:r>
+            <m:t xml:space="preserve">f</m:t>
+          </m:r>
+          <m:d>
+            <m:dPr/>
+            <m:e>
+              <m:r>
+                <m:t xml:space="preserve">x</m:t>
+              </m:r>
+            </m:e>
+          </m:d>
+          <m:r>
+            <m:t xml:space="preserve">=</m:t>
+          </m:r>
+          <m:r>
+            <m:t xml:space="preserve">∫</m:t>
+          </m:r>
+          <m:r>
+            <m:t xml:space="preserve"> </m:t>
+          </m:r>
+          <m:f>
+            <m:num>
+              <m:r>
+                <m:t xml:space="preserve">dk</m:t>
+              </m:r>
+            </m:num>
+            <m:den>
+              <m:r>
+                <m:t xml:space="preserve">2π</m:t>
+              </m:r>
+            </m:den>
+          </m:f>
+          <m:r>
+            <m:t xml:space="preserve"> </m:t>
+          </m:r>
+          <m:r>
+            <m:t xml:space="preserve">f̃</m:t>
+          </m:r>
+          <m:d>
+            <m:dPr/>
+            <m:e>
+              <m:r>
+                <m:t xml:space="preserve">k</m:t>
+              </m:r>
+            </m:e>
+          </m:d>
+          <m:r>
+            <m:t xml:space="preserve"> </m:t>
+          </m:r>
+          <m:sSup>
+            <m:e>
+              <m:r>
+                <m:t xml:space="preserve">e</m:t>
+              </m:r>
+            </m:e>
+            <m:sup>
+              <m:r>
+                <m:t xml:space="preserve">ikx</m:t>
+              </m:r>
+            </m:sup>
+          </m:sSup>
+          <m:r>
+            <m:t xml:space="preserve">,</m:t>
+          </m:r>
+          <m:r>
+            <m:t xml:space="preserve">f̃</m:t>
+          </m:r>
+          <m:d>
+            <m:dPr/>
+            <m:e>
+              <m:r>
+                <m:t xml:space="preserve">k</m:t>
+              </m:r>
+            </m:e>
+          </m:d>
+          <m:r>
+            <m:t xml:space="preserve">=</m:t>
+          </m:r>
+          <m:r>
+            <m:t xml:space="preserve">∫</m:t>
+          </m:r>
+          <m:r>
+            <m:t xml:space="preserve"> </m:t>
+          </m:r>
+          <m:r>
+            <m:t xml:space="preserve">dx</m:t>
+          </m:r>
+          <m:r>
+            <m:t xml:space="preserve"> </m:t>
+          </m:r>
+          <m:r>
+            <m:t xml:space="preserve">f</m:t>
+          </m:r>
+          <m:d>
+            <m:dPr/>
+            <m:e>
+              <m:r>
+                <m:t xml:space="preserve">x</m:t>
+              </m:r>
+            </m:e>
+          </m:d>
+          <m:r>
+            <m:t xml:space="preserve"> </m:t>
+          </m:r>
+          <m:sSup>
+            <m:e>
+              <m:r>
+                <m:t xml:space="preserve">e</m:t>
+              </m:r>
+            </m:e>
+            <m:sup>
+              <m:r>
+                <m:t xml:space="preserve">−</m:t>
+              </m:r>
+              <m:r>
+                <m:t xml:space="preserve">ikx</m:t>
+              </m:r>
+            </m:sup>
+          </m:sSup>
         </m:oMath>
       </m:oMathPara>
     </w:p>
@@ -1924,8 +3891,131 @@
       <m:oMathPara>
         <m:oMath>
           <m:r>
-            <m:t xml:space="preserve">f′(x) = ∫ (dk/2π) (ik) f̃(k) e^(ikx),  that is,  (f′)~(k) = ik f̃(k)</m:t>
-          </m:r>
+            <m:t xml:space="preserve">f′</m:t>
+          </m:r>
+          <m:d>
+            <m:dPr/>
+            <m:e>
+              <m:r>
+                <m:t xml:space="preserve">x</m:t>
+              </m:r>
+            </m:e>
+          </m:d>
+          <m:r>
+            <m:t xml:space="preserve">=</m:t>
+          </m:r>
+          <m:r>
+            <m:t xml:space="preserve">∫</m:t>
+          </m:r>
+          <m:r>
+            <m:t xml:space="preserve"> </m:t>
+          </m:r>
+          <m:f>
+            <m:num>
+              <m:r>
+                <m:t xml:space="preserve">dk</m:t>
+              </m:r>
+            </m:num>
+            <m:den>
+              <m:r>
+                <m:t xml:space="preserve">2π</m:t>
+              </m:r>
+            </m:den>
+          </m:f>
+          <m:r>
+            <m:t xml:space="preserve"> </m:t>
+          </m:r>
+          <m:d>
+            <m:dPr/>
+            <m:e>
+              <m:r>
+                <m:t xml:space="preserve">ik</m:t>
+              </m:r>
+            </m:e>
+          </m:d>
+          <m:r>
+            <m:t xml:space="preserve"> </m:t>
+          </m:r>
+          <m:r>
+            <m:t xml:space="preserve">f̃</m:t>
+          </m:r>
+          <m:d>
+            <m:dPr/>
+            <m:e>
+              <m:r>
+                <m:t xml:space="preserve">k</m:t>
+              </m:r>
+            </m:e>
+          </m:d>
+          <m:r>
+            <m:t xml:space="preserve"> </m:t>
+          </m:r>
+          <m:sSup>
+            <m:e>
+              <m:r>
+                <m:t xml:space="preserve">e</m:t>
+              </m:r>
+            </m:e>
+            <m:sup>
+              <m:r>
+                <m:t xml:space="preserve">ikx</m:t>
+              </m:r>
+            </m:sup>
+          </m:sSup>
+          <m:r>
+            <m:t xml:space="preserve">,</m:t>
+          </m:r>
+          <m:r>
+            <m:t xml:space="preserve">that</m:t>
+          </m:r>
+          <m:r>
+            <m:t xml:space="preserve"> </m:t>
+          </m:r>
+          <m:r>
+            <m:t xml:space="preserve">is</m:t>
+          </m:r>
+          <m:r>
+            <m:t xml:space="preserve">,</m:t>
+          </m:r>
+          <m:d>
+            <m:dPr/>
+            <m:e>
+              <m:r>
+                <m:t xml:space="preserve">f′</m:t>
+              </m:r>
+            </m:e>
+          </m:d>
+          <m:r>
+            <m:t xml:space="preserve">~</m:t>
+          </m:r>
+          <m:d>
+            <m:dPr/>
+            <m:e>
+              <m:r>
+                <m:t xml:space="preserve">k</m:t>
+              </m:r>
+            </m:e>
+          </m:d>
+          <m:r>
+            <m:t xml:space="preserve">=</m:t>
+          </m:r>
+          <m:r>
+            <m:t xml:space="preserve">ik</m:t>
+          </m:r>
+          <m:r>
+            <m:t xml:space="preserve"> </m:t>
+          </m:r>
+          <m:r>
+            <m:t xml:space="preserve">f̃</m:t>
+          </m:r>
+          <m:d>
+            <m:dPr/>
+            <m:e>
+              <m:r>
+                <m:t xml:space="preserve">k</m:t>
+              </m:r>
+            </m:e>
+          </m:d>
         </m:oMath>
       </m:oMathPara>
     </w:p>
@@ -1955,8 +4045,72 @@
       <m:oMathPara>
         <m:oMath>
           <m:r>
-            <m:t xml:space="preserve">∫ (dk/2π) e^(ik(x − y)) = δ(x − y)</m:t>
-          </m:r>
+            <m:t xml:space="preserve">∫</m:t>
+          </m:r>
+          <m:r>
+            <m:t xml:space="preserve"> </m:t>
+          </m:r>
+          <m:f>
+            <m:num>
+              <m:r>
+                <m:t xml:space="preserve">dk</m:t>
+              </m:r>
+            </m:num>
+            <m:den>
+              <m:r>
+                <m:t xml:space="preserve">2π</m:t>
+              </m:r>
+            </m:den>
+          </m:f>
+          <m:r>
+            <m:t xml:space="preserve"> </m:t>
+          </m:r>
+          <m:sSup>
+            <m:e>
+              <m:r>
+                <m:t xml:space="preserve">e</m:t>
+              </m:r>
+            </m:e>
+            <m:sup>
+              <m:r>
+                <m:t xml:space="preserve">ik</m:t>
+              </m:r>
+              <m:d>
+                <m:dPr/>
+                <m:e>
+                  <m:r>
+                    <m:t xml:space="preserve">x</m:t>
+                  </m:r>
+                  <m:r>
+                    <m:t xml:space="preserve">−</m:t>
+                  </m:r>
+                  <m:r>
+                    <m:t xml:space="preserve">y</m:t>
+                  </m:r>
+                </m:e>
+              </m:d>
+            </m:sup>
+          </m:sSup>
+          <m:r>
+            <m:t xml:space="preserve">=</m:t>
+          </m:r>
+          <m:r>
+            <m:t xml:space="preserve">δ</m:t>
+          </m:r>
+          <m:d>
+            <m:dPr/>
+            <m:e>
+              <m:r>
+                <m:t xml:space="preserve">x</m:t>
+              </m:r>
+              <m:r>
+                <m:t xml:space="preserve">−</m:t>
+              </m:r>
+              <m:r>
+                <m:t xml:space="preserve">y</m:t>
+              </m:r>
+            </m:e>
+          </m:d>
         </m:oMath>
       </m:oMathPara>
     </w:p>
@@ -1986,8 +4140,87 @@
       <m:oMathPara>
         <m:oMath>
           <m:r>
-            <m:t xml:space="preserve">f̃(k) = √(2πσ²) e^(−σ²k²/2)</m:t>
-          </m:r>
+            <m:t xml:space="preserve">f̃</m:t>
+          </m:r>
+          <m:d>
+            <m:dPr/>
+            <m:e>
+              <m:r>
+                <m:t xml:space="preserve">k</m:t>
+              </m:r>
+            </m:e>
+          </m:d>
+          <m:r>
+            <m:t xml:space="preserve">=</m:t>
+          </m:r>
+          <m:r>
+            <m:t xml:space="preserve">√</m:t>
+          </m:r>
+          <m:d>
+            <m:dPr/>
+            <m:e>
+              <m:sSup>
+                <m:e>
+                  <m:r>
+                    <m:t xml:space="preserve">2πσ</m:t>
+                  </m:r>
+                </m:e>
+                <m:sup>
+                  <m:r>
+                    <m:t xml:space="preserve">2</m:t>
+                  </m:r>
+                </m:sup>
+              </m:sSup>
+            </m:e>
+          </m:d>
+          <m:r>
+            <m:t xml:space="preserve"> </m:t>
+          </m:r>
+          <m:sSup>
+            <m:e>
+              <m:r>
+                <m:t xml:space="preserve">e</m:t>
+              </m:r>
+            </m:e>
+            <m:sup>
+              <m:r>
+                <m:t xml:space="preserve">−</m:t>
+              </m:r>
+              <m:f>
+                <m:num>
+                  <m:sSup>
+                    <m:e>
+                      <m:r>
+                        <m:t xml:space="preserve">σ</m:t>
+                      </m:r>
+                    </m:e>
+                    <m:sup>
+                      <m:r>
+                        <m:t xml:space="preserve">2</m:t>
+                      </m:r>
+                    </m:sup>
+                  </m:sSup>
+                  <m:sSup>
+                    <m:e>
+                      <m:r>
+                        <m:t xml:space="preserve">k</m:t>
+                      </m:r>
+                    </m:e>
+                    <m:sup>
+                      <m:r>
+                        <m:t xml:space="preserve">2</m:t>
+                      </m:r>
+                    </m:sup>
+                  </m:sSup>
+                </m:num>
+                <m:den>
+                  <m:r>
+                    <m:t xml:space="preserve">2</m:t>
+                  </m:r>
+                </m:den>
+              </m:f>
+            </m:sup>
+          </m:sSup>
         </m:oMath>
       </m:oMathPara>
     </w:p>
@@ -2024,9 +4257,79 @@
       </w:pPr>
       <m:oMathPara>
         <m:oMath>
-          <m:r>
-            <m:t xml:space="preserve">dy/dx = k y  ⇒  y(x) = y(0) e^(kx)</m:t>
-          </m:r>
+          <m:f>
+            <m:num>
+              <m:r>
+                <m:t xml:space="preserve">dy</m:t>
+              </m:r>
+            </m:num>
+            <m:den>
+              <m:r>
+                <m:t xml:space="preserve">dx</m:t>
+              </m:r>
+            </m:den>
+          </m:f>
+          <m:r>
+            <m:t xml:space="preserve">=</m:t>
+          </m:r>
+          <m:r>
+            <m:t xml:space="preserve">k</m:t>
+          </m:r>
+          <m:r>
+            <m:t xml:space="preserve"> </m:t>
+          </m:r>
+          <m:r>
+            <m:t xml:space="preserve">y</m:t>
+          </m:r>
+          <m:r>
+            <m:t xml:space="preserve"> </m:t>
+          </m:r>
+          <m:r>
+            <m:t xml:space="preserve">⇒</m:t>
+          </m:r>
+          <m:r>
+            <m:t xml:space="preserve"> </m:t>
+          </m:r>
+          <m:r>
+            <m:t xml:space="preserve">y</m:t>
+          </m:r>
+          <m:d>
+            <m:dPr/>
+            <m:e>
+              <m:r>
+                <m:t xml:space="preserve">x</m:t>
+              </m:r>
+            </m:e>
+          </m:d>
+          <m:r>
+            <m:t xml:space="preserve">=</m:t>
+          </m:r>
+          <m:r>
+            <m:t xml:space="preserve">y</m:t>
+          </m:r>
+          <m:d>
+            <m:dPr/>
+            <m:e>
+              <m:r>
+                <m:t xml:space="preserve">0</m:t>
+              </m:r>
+            </m:e>
+          </m:d>
+          <m:r>
+            <m:t xml:space="preserve"> </m:t>
+          </m:r>
+          <m:sSup>
+            <m:e>
+              <m:r>
+                <m:t xml:space="preserve">e</m:t>
+              </m:r>
+            </m:e>
+            <m:sup>
+              <m:r>
+                <m:t xml:space="preserve">kx</m:t>
+              </m:r>
+            </m:sup>
+          </m:sSup>
         </m:oMath>
       </m:oMathPara>
     </w:p>
@@ -2048,7 +4351,100 @@
       <m:oMathPara>
         <m:oMath>
           <m:r>
-            <m:t xml:space="preserve">y(x) = C e^(kx) + ∫^x e^(k(x − x′)) g(x′) dx′</m:t>
+            <m:t xml:space="preserve">y</m:t>
+          </m:r>
+          <m:d>
+            <m:dPr/>
+            <m:e>
+              <m:r>
+                <m:t xml:space="preserve">x</m:t>
+              </m:r>
+            </m:e>
+          </m:d>
+          <m:r>
+            <m:t xml:space="preserve">=</m:t>
+          </m:r>
+          <m:r>
+            <m:t xml:space="preserve">C</m:t>
+          </m:r>
+          <m:r>
+            <m:t xml:space="preserve"> </m:t>
+          </m:r>
+          <m:sSup>
+            <m:e>
+              <m:r>
+                <m:t xml:space="preserve">e</m:t>
+              </m:r>
+            </m:e>
+            <m:sup>
+              <m:r>
+                <m:t xml:space="preserve">kx</m:t>
+              </m:r>
+            </m:sup>
+          </m:sSup>
+          <m:r>
+            <m:t xml:space="preserve">+</m:t>
+          </m:r>
+          <m:sSup>
+            <m:e>
+              <m:r>
+                <m:t xml:space="preserve">∫</m:t>
+              </m:r>
+            </m:e>
+            <m:sup>
+              <m:r>
+                <m:t xml:space="preserve">x</m:t>
+              </m:r>
+            </m:sup>
+          </m:sSup>
+          <m:r>
+            <m:t xml:space="preserve"> </m:t>
+          </m:r>
+          <m:sSup>
+            <m:e>
+              <m:r>
+                <m:t xml:space="preserve">e</m:t>
+              </m:r>
+            </m:e>
+            <m:sup>
+              <m:r>
+                <m:t xml:space="preserve">k</m:t>
+              </m:r>
+              <m:d>
+                <m:dPr/>
+                <m:e>
+                  <m:r>
+                    <m:t xml:space="preserve">x</m:t>
+                  </m:r>
+                  <m:r>
+                    <m:t xml:space="preserve">−</m:t>
+                  </m:r>
+                  <m:r>
+                    <m:t xml:space="preserve">x′</m:t>
+                  </m:r>
+                </m:e>
+              </m:d>
+            </m:sup>
+          </m:sSup>
+          <m:r>
+            <m:t xml:space="preserve"> </m:t>
+          </m:r>
+          <m:r>
+            <m:t xml:space="preserve">g</m:t>
+          </m:r>
+          <m:d>
+            <m:dPr/>
+            <m:e>
+              <m:r>
+                <m:t xml:space="preserve">x′</m:t>
+              </m:r>
+            </m:e>
+          </m:d>
+          <m:r>
+            <m:t xml:space="preserve"> </m:t>
+          </m:r>
+          <m:r>
+            <m:t xml:space="preserve">dx′</m:t>
           </m:r>
         </m:oMath>
       </m:oMathPara>
@@ -2079,7 +4475,46 @@
       <m:oMathPara>
         <m:oMath>
           <m:r>
-            <m:t xml:space="preserve">a λ² + b λ + c = 0</m:t>
+            <m:t xml:space="preserve">a</m:t>
+          </m:r>
+          <m:r>
+            <m:t xml:space="preserve"> </m:t>
+          </m:r>
+          <m:sSup>
+            <m:e>
+              <m:r>
+                <m:t xml:space="preserve">λ</m:t>
+              </m:r>
+            </m:e>
+            <m:sup>
+              <m:r>
+                <m:t xml:space="preserve">2</m:t>
+              </m:r>
+            </m:sup>
+          </m:sSup>
+          <m:r>
+            <m:t xml:space="preserve">+</m:t>
+          </m:r>
+          <m:r>
+            <m:t xml:space="preserve">b</m:t>
+          </m:r>
+          <m:r>
+            <m:t xml:space="preserve"> </m:t>
+          </m:r>
+          <m:r>
+            <m:t xml:space="preserve">λ</m:t>
+          </m:r>
+          <m:r>
+            <m:t xml:space="preserve">+</m:t>
+          </m:r>
+          <m:r>
+            <m:t xml:space="preserve">c</m:t>
+          </m:r>
+          <m:r>
+            <m:t xml:space="preserve">=</m:t>
+          </m:r>
+          <m:r>
+            <m:t xml:space="preserve">0</m:t>
           </m:r>
         </m:oMath>
       </m:oMathPara>
@@ -2105,8 +4540,152 @@
       <m:oMathPara>
         <m:oMath>
           <m:r>
-            <m:t xml:space="preserve">y″ + ω²y = 0  ⇒  λ = ±iω  ⇒  y = A e^(iωt) + B e^(−iωt) = C cos ωt + D sin ωt</m:t>
-          </m:r>
+            <m:t xml:space="preserve">y″</m:t>
+          </m:r>
+          <m:r>
+            <m:t xml:space="preserve">+</m:t>
+          </m:r>
+          <m:sSup>
+            <m:e>
+              <m:r>
+                <m:t xml:space="preserve">ω</m:t>
+              </m:r>
+            </m:e>
+            <m:sup>
+              <m:r>
+                <m:t xml:space="preserve">2</m:t>
+              </m:r>
+            </m:sup>
+          </m:sSup>
+          <m:r>
+            <m:t xml:space="preserve">y</m:t>
+          </m:r>
+          <m:r>
+            <m:t xml:space="preserve">=</m:t>
+          </m:r>
+          <m:r>
+            <m:t xml:space="preserve">0</m:t>
+          </m:r>
+          <m:r>
+            <m:t xml:space="preserve"> </m:t>
+          </m:r>
+          <m:r>
+            <m:t xml:space="preserve">⇒</m:t>
+          </m:r>
+          <m:r>
+            <m:t xml:space="preserve"> </m:t>
+          </m:r>
+          <m:r>
+            <m:t xml:space="preserve">λ</m:t>
+          </m:r>
+          <m:r>
+            <m:t xml:space="preserve">=</m:t>
+          </m:r>
+          <m:r>
+            <m:t xml:space="preserve">±</m:t>
+          </m:r>
+          <m:r>
+            <m:t xml:space="preserve">iω</m:t>
+          </m:r>
+          <m:r>
+            <m:t xml:space="preserve"> </m:t>
+          </m:r>
+          <m:r>
+            <m:t xml:space="preserve">⇒</m:t>
+          </m:r>
+          <m:r>
+            <m:t xml:space="preserve"> </m:t>
+          </m:r>
+          <m:r>
+            <m:t xml:space="preserve">y</m:t>
+          </m:r>
+          <m:r>
+            <m:t xml:space="preserve">=</m:t>
+          </m:r>
+          <m:r>
+            <m:t xml:space="preserve">A</m:t>
+          </m:r>
+          <m:r>
+            <m:t xml:space="preserve"> </m:t>
+          </m:r>
+          <m:sSup>
+            <m:e>
+              <m:r>
+                <m:t xml:space="preserve">e</m:t>
+              </m:r>
+            </m:e>
+            <m:sup>
+              <m:r>
+                <m:t xml:space="preserve">iωt</m:t>
+              </m:r>
+            </m:sup>
+          </m:sSup>
+          <m:r>
+            <m:t xml:space="preserve">+</m:t>
+          </m:r>
+          <m:r>
+            <m:t xml:space="preserve">B</m:t>
+          </m:r>
+          <m:r>
+            <m:t xml:space="preserve"> </m:t>
+          </m:r>
+          <m:sSup>
+            <m:e>
+              <m:r>
+                <m:t xml:space="preserve">e</m:t>
+              </m:r>
+            </m:e>
+            <m:sup>
+              <m:r>
+                <m:t xml:space="preserve">−</m:t>
+              </m:r>
+              <m:r>
+                <m:t xml:space="preserve">iωt</m:t>
+              </m:r>
+            </m:sup>
+          </m:sSup>
+          <m:r>
+            <m:t xml:space="preserve">=</m:t>
+          </m:r>
+          <m:r>
+            <m:t xml:space="preserve">C</m:t>
+          </m:r>
+          <m:r>
+            <m:t xml:space="preserve"> </m:t>
+          </m:r>
+          <m:func>
+            <m:fName>
+              <m:r>
+                <m:t xml:space="preserve">cos</m:t>
+              </m:r>
+            </m:fName>
+            <m:e>
+              <m:r>
+                <m:t xml:space="preserve">ωt</m:t>
+              </m:r>
+            </m:e>
+          </m:func>
+          <m:r>
+            <m:t xml:space="preserve">+</m:t>
+          </m:r>
+          <m:r>
+            <m:t xml:space="preserve">D</m:t>
+          </m:r>
+          <m:r>
+            <m:t xml:space="preserve"> </m:t>
+          </m:r>
+          <m:func>
+            <m:fName>
+              <m:r>
+                <m:t xml:space="preserve">sin</m:t>
+              </m:r>
+            </m:fName>
+            <m:e>
+              <m:r>
+                <m:t xml:space="preserve">ωt</m:t>
+              </m:r>
+            </m:e>
+          </m:func>
         </m:oMath>
       </m:oMathPara>
     </w:p>
@@ -2136,8 +4715,70 @@
       <m:oMathPara>
         <m:oMath>
           <m:r>
-            <m:t xml:space="preserve">y = e^(−t)(A cos 2t + B sin 2t)</m:t>
-          </m:r>
+            <m:t xml:space="preserve">y</m:t>
+          </m:r>
+          <m:r>
+            <m:t xml:space="preserve">=</m:t>
+          </m:r>
+          <m:sSup>
+            <m:e>
+              <m:r>
+                <m:t xml:space="preserve">e</m:t>
+              </m:r>
+            </m:e>
+            <m:sup>
+              <m:r>
+                <m:t xml:space="preserve">−</m:t>
+              </m:r>
+              <m:r>
+                <m:t xml:space="preserve">t</m:t>
+              </m:r>
+            </m:sup>
+          </m:sSup>
+          <m:d>
+            <m:dPr/>
+            <m:e>
+              <m:r>
+                <m:t xml:space="preserve">A</m:t>
+              </m:r>
+              <m:r>
+                <m:t xml:space="preserve"> </m:t>
+              </m:r>
+              <m:func>
+                <m:fName>
+                  <m:r>
+                    <m:t xml:space="preserve">cos</m:t>
+                  </m:r>
+                </m:fName>
+                <m:e>
+                  <m:r>
+                    <m:t xml:space="preserve">2t</m:t>
+                  </m:r>
+                </m:e>
+              </m:func>
+              <m:r>
+                <m:t xml:space="preserve">+</m:t>
+              </m:r>
+              <m:r>
+                <m:t xml:space="preserve">B</m:t>
+              </m:r>
+              <m:r>
+                <m:t xml:space="preserve"> </m:t>
+              </m:r>
+              <m:func>
+                <m:fName>
+                  <m:r>
+                    <m:t xml:space="preserve">sin</m:t>
+                  </m:r>
+                </m:fName>
+                <m:e>
+                  <m:r>
+                    <m:t xml:space="preserve">2t</m:t>
+                  </m:r>
+                </m:e>
+              </m:func>
+            </m:e>
+          </m:d>
         </m:oMath>
       </m:oMathPara>
     </w:p>
@@ -2169,8 +4810,71 @@
       </w:pPr>
       <m:oMathPara>
         <m:oMath>
-          <m:r>
-            <m:t xml:space="preserve">∂²φ/∂t² = c² ∇²φ</m:t>
+          <m:f>
+            <m:num>
+              <m:sSup>
+                <m:e>
+                  <m:r>
+                    <m:t xml:space="preserve">∂</m:t>
+                  </m:r>
+                </m:e>
+                <m:sup>
+                  <m:r>
+                    <m:t xml:space="preserve">2</m:t>
+                  </m:r>
+                </m:sup>
+              </m:sSup>
+              <m:r>
+                <m:t xml:space="preserve">φ</m:t>
+              </m:r>
+            </m:num>
+            <m:den>
+              <m:sSup>
+                <m:e>
+                  <m:r>
+                    <m:t xml:space="preserve">∂t</m:t>
+                  </m:r>
+                </m:e>
+                <m:sup>
+                  <m:r>
+                    <m:t xml:space="preserve">2</m:t>
+                  </m:r>
+                </m:sup>
+              </m:sSup>
+            </m:den>
+          </m:f>
+          <m:r>
+            <m:t xml:space="preserve">=</m:t>
+          </m:r>
+          <m:sSup>
+            <m:e>
+              <m:r>
+                <m:t xml:space="preserve">c</m:t>
+              </m:r>
+            </m:e>
+            <m:sup>
+              <m:r>
+                <m:t xml:space="preserve">2</m:t>
+              </m:r>
+            </m:sup>
+          </m:sSup>
+          <m:r>
+            <m:t xml:space="preserve"> </m:t>
+          </m:r>
+          <m:sSup>
+            <m:e>
+              <m:r>
+                <m:t xml:space="preserve">∇</m:t>
+              </m:r>
+            </m:e>
+            <m:sup>
+              <m:r>
+                <m:t xml:space="preserve">2</m:t>
+              </m:r>
+            </m:sup>
+          </m:sSup>
+          <m:r>
+            <m:t xml:space="preserve">φ</m:t>
           </m:r>
         </m:oMath>
       </m:oMathPara>
@@ -2201,7 +4905,96 @@
       <m:oMathPara>
         <m:oMath>
           <m:r>
-            <m:t xml:space="preserve">−ω² φ = −c²|k|² φ  ⇒  ω = c|k|</m:t>
+            <m:t xml:space="preserve">−</m:t>
+          </m:r>
+          <m:sSup>
+            <m:e>
+              <m:r>
+                <m:t xml:space="preserve">ω</m:t>
+              </m:r>
+            </m:e>
+            <m:sup>
+              <m:r>
+                <m:t xml:space="preserve">2</m:t>
+              </m:r>
+            </m:sup>
+          </m:sSup>
+          <m:r>
+            <m:t xml:space="preserve"> </m:t>
+          </m:r>
+          <m:r>
+            <m:t xml:space="preserve">φ</m:t>
+          </m:r>
+          <m:r>
+            <m:t xml:space="preserve">=</m:t>
+          </m:r>
+          <m:r>
+            <m:t xml:space="preserve">−</m:t>
+          </m:r>
+          <m:sSup>
+            <m:e>
+              <m:r>
+                <m:t xml:space="preserve">c</m:t>
+              </m:r>
+            </m:e>
+            <m:sup>
+              <m:r>
+                <m:t xml:space="preserve">2</m:t>
+              </m:r>
+            </m:sup>
+          </m:sSup>
+          <m:sSup>
+            <m:e>
+              <m:d>
+                <m:dPr>
+                  <m:begChr m:val="|"/>
+                  <m:endChr m:val="|"/>
+                </m:dPr>
+                <m:e>
+                  <m:r>
+                    <m:t xml:space="preserve">k</m:t>
+                  </m:r>
+                </m:e>
+              </m:d>
+            </m:e>
+            <m:sup>
+              <m:r>
+                <m:t xml:space="preserve">2</m:t>
+              </m:r>
+            </m:sup>
+          </m:sSup>
+          <m:r>
+            <m:t xml:space="preserve"> </m:t>
+          </m:r>
+          <m:r>
+            <m:t xml:space="preserve">φ</m:t>
+          </m:r>
+          <m:r>
+            <m:t xml:space="preserve"> </m:t>
+          </m:r>
+          <m:r>
+            <m:t xml:space="preserve">⇒</m:t>
+          </m:r>
+          <m:r>
+            <m:t xml:space="preserve"> </m:t>
+          </m:r>
+          <m:r>
+            <m:t xml:space="preserve">ω</m:t>
+          </m:r>
+          <m:r>
+            <m:t xml:space="preserve">=</m:t>
+          </m:r>
+          <m:r>
+            <m:t xml:space="preserve">c</m:t>
+          </m:r>
+          <m:r>
+            <m:t xml:space="preserve">|</m:t>
+          </m:r>
+          <m:r>
+            <m:t xml:space="preserve">k</m:t>
+          </m:r>
+          <m:r>
+            <m:t xml:space="preserve">|</m:t>
           </m:r>
         </m:oMath>
       </m:oMathPara>
@@ -2232,7 +5025,198 @@
       <m:oMathPara>
         <m:oMath>
           <m:r>
-            <m:t xml:space="preserve">φ(x, t) = ∫ (d³k/(2π)³) [a(k) e^(i(k·x − ωt)) + a*(k) e^(−i(k·x − ωt))],    ω = c|k|</m:t>
+            <m:t xml:space="preserve">φ</m:t>
+          </m:r>
+          <m:d>
+            <m:dPr/>
+            <m:e>
+              <m:r>
+                <m:t xml:space="preserve">x</m:t>
+              </m:r>
+              <m:r>
+                <m:t xml:space="preserve">,</m:t>
+              </m:r>
+              <m:r>
+                <m:t xml:space="preserve">t</m:t>
+              </m:r>
+            </m:e>
+          </m:d>
+          <m:r>
+            <m:t xml:space="preserve">=</m:t>
+          </m:r>
+          <m:r>
+            <m:t xml:space="preserve">∫</m:t>
+          </m:r>
+          <m:r>
+            <m:t xml:space="preserve"> </m:t>
+          </m:r>
+          <m:f>
+            <m:num>
+              <m:sSup>
+                <m:e>
+                  <m:r>
+                    <m:t xml:space="preserve">d</m:t>
+                  </m:r>
+                </m:e>
+                <m:sup>
+                  <m:r>
+                    <m:t xml:space="preserve">3</m:t>
+                  </m:r>
+                </m:sup>
+              </m:sSup>
+              <m:r>
+                <m:t xml:space="preserve">k</m:t>
+              </m:r>
+            </m:num>
+            <m:den>
+              <m:sSup>
+                <m:e>
+                  <m:d>
+                    <m:dPr/>
+                    <m:e>
+                      <m:r>
+                        <m:t xml:space="preserve">2π</m:t>
+                      </m:r>
+                    </m:e>
+                  </m:d>
+                </m:e>
+                <m:sup>
+                  <m:r>
+                    <m:t xml:space="preserve">3</m:t>
+                  </m:r>
+                </m:sup>
+              </m:sSup>
+            </m:den>
+          </m:f>
+          <m:r>
+            <m:t xml:space="preserve"> </m:t>
+          </m:r>
+          <m:d>
+            <m:dPr>
+              <m:begChr m:val="["/>
+              <m:endChr m:val="]"/>
+            </m:dPr>
+            <m:e>
+              <m:r>
+                <m:t xml:space="preserve">a</m:t>
+              </m:r>
+              <m:d>
+                <m:dPr/>
+                <m:e>
+                  <m:r>
+                    <m:t xml:space="preserve">k</m:t>
+                  </m:r>
+                </m:e>
+              </m:d>
+              <m:r>
+                <m:t xml:space="preserve"> </m:t>
+              </m:r>
+              <m:sSup>
+                <m:e>
+                  <m:r>
+                    <m:t xml:space="preserve">e</m:t>
+                  </m:r>
+                </m:e>
+                <m:sup>
+                  <m:r>
+                    <m:t xml:space="preserve">i</m:t>
+                  </m:r>
+                  <m:d>
+                    <m:dPr/>
+                    <m:e>
+                      <m:r>
+                        <m:t xml:space="preserve">k</m:t>
+                      </m:r>
+                      <m:r>
+                        <m:t xml:space="preserve">·</m:t>
+                      </m:r>
+                      <m:r>
+                        <m:t xml:space="preserve">x</m:t>
+                      </m:r>
+                      <m:r>
+                        <m:t xml:space="preserve">−</m:t>
+                      </m:r>
+                      <m:r>
+                        <m:t xml:space="preserve">ωt</m:t>
+                      </m:r>
+                    </m:e>
+                  </m:d>
+                </m:sup>
+              </m:sSup>
+              <m:r>
+                <m:t xml:space="preserve">+</m:t>
+              </m:r>
+              <m:r>
+                <m:t xml:space="preserve">a*</m:t>
+              </m:r>
+              <m:d>
+                <m:dPr/>
+                <m:e>
+                  <m:r>
+                    <m:t xml:space="preserve">k</m:t>
+                  </m:r>
+                </m:e>
+              </m:d>
+              <m:r>
+                <m:t xml:space="preserve"> </m:t>
+              </m:r>
+              <m:sSup>
+                <m:e>
+                  <m:r>
+                    <m:t xml:space="preserve">e</m:t>
+                  </m:r>
+                </m:e>
+                <m:sup>
+                  <m:r>
+                    <m:t xml:space="preserve">−</m:t>
+                  </m:r>
+                  <m:r>
+                    <m:t xml:space="preserve">i</m:t>
+                  </m:r>
+                  <m:d>
+                    <m:dPr/>
+                    <m:e>
+                      <m:r>
+                        <m:t xml:space="preserve">k</m:t>
+                      </m:r>
+                      <m:r>
+                        <m:t xml:space="preserve">·</m:t>
+                      </m:r>
+                      <m:r>
+                        <m:t xml:space="preserve">x</m:t>
+                      </m:r>
+                      <m:r>
+                        <m:t xml:space="preserve">−</m:t>
+                      </m:r>
+                      <m:r>
+                        <m:t xml:space="preserve">ωt</m:t>
+                      </m:r>
+                    </m:e>
+                  </m:d>
+                </m:sup>
+              </m:sSup>
+            </m:e>
+          </m:d>
+          <m:r>
+            <m:t xml:space="preserve">,</m:t>
+          </m:r>
+          <m:r>
+            <m:t xml:space="preserve">ω</m:t>
+          </m:r>
+          <m:r>
+            <m:t xml:space="preserve">=</m:t>
+          </m:r>
+          <m:r>
+            <m:t xml:space="preserve">c</m:t>
+          </m:r>
+          <m:r>
+            <m:t xml:space="preserve">|</m:t>
+          </m:r>
+          <m:r>
+            <m:t xml:space="preserve">k</m:t>
+          </m:r>
+          <m:r>
+            <m:t xml:space="preserve">|</m:t>
           </m:r>
         </m:oMath>
       </m:oMathPara>
@@ -2263,8 +5247,165 @@
       <m:oMathPara>
         <m:oMath>
           <m:r>
-            <m:t xml:space="preserve">iℏ ∂ₜψ = −(ℏ²/2m) ∇²ψ  ⇒  ℏω = ℏ²|k|²/2m,  that is,  E = |p|²/2m</m:t>
-          </m:r>
+            <m:t xml:space="preserve">iℏ</m:t>
+          </m:r>
+          <m:r>
+            <m:t xml:space="preserve"> </m:t>
+          </m:r>
+          <m:r>
+            <m:t xml:space="preserve">∂ₜψ</m:t>
+          </m:r>
+          <m:r>
+            <m:t xml:space="preserve">=</m:t>
+          </m:r>
+          <m:r>
+            <m:t xml:space="preserve">−</m:t>
+          </m:r>
+          <m:f>
+            <m:num>
+              <m:sSup>
+                <m:e>
+                  <m:r>
+                    <m:t xml:space="preserve">ℏ</m:t>
+                  </m:r>
+                </m:e>
+                <m:sup>
+                  <m:r>
+                    <m:t xml:space="preserve">2</m:t>
+                  </m:r>
+                </m:sup>
+              </m:sSup>
+            </m:num>
+            <m:den>
+              <m:r>
+                <m:t xml:space="preserve">2m</m:t>
+              </m:r>
+            </m:den>
+          </m:f>
+          <m:r>
+            <m:t xml:space="preserve"> </m:t>
+          </m:r>
+          <m:sSup>
+            <m:e>
+              <m:r>
+                <m:t xml:space="preserve">∇</m:t>
+              </m:r>
+            </m:e>
+            <m:sup>
+              <m:r>
+                <m:t xml:space="preserve">2</m:t>
+              </m:r>
+            </m:sup>
+          </m:sSup>
+          <m:r>
+            <m:t xml:space="preserve">ψ</m:t>
+          </m:r>
+          <m:r>
+            <m:t xml:space="preserve"> </m:t>
+          </m:r>
+          <m:r>
+            <m:t xml:space="preserve">⇒</m:t>
+          </m:r>
+          <m:r>
+            <m:t xml:space="preserve"> </m:t>
+          </m:r>
+          <m:r>
+            <m:t xml:space="preserve">ℏω</m:t>
+          </m:r>
+          <m:r>
+            <m:t xml:space="preserve">=</m:t>
+          </m:r>
+          <m:f>
+            <m:num>
+              <m:sSup>
+                <m:e>
+                  <m:r>
+                    <m:t xml:space="preserve">ℏ</m:t>
+                  </m:r>
+                </m:e>
+                <m:sup>
+                  <m:r>
+                    <m:t xml:space="preserve">2</m:t>
+                  </m:r>
+                </m:sup>
+              </m:sSup>
+              <m:sSup>
+                <m:e>
+                  <m:d>
+                    <m:dPr>
+                      <m:begChr m:val="|"/>
+                      <m:endChr m:val="|"/>
+                    </m:dPr>
+                    <m:e>
+                      <m:r>
+                        <m:t xml:space="preserve">k</m:t>
+                      </m:r>
+                    </m:e>
+                  </m:d>
+                </m:e>
+                <m:sup>
+                  <m:r>
+                    <m:t xml:space="preserve">2</m:t>
+                  </m:r>
+                </m:sup>
+              </m:sSup>
+            </m:num>
+            <m:den>
+              <m:r>
+                <m:t xml:space="preserve">2m</m:t>
+              </m:r>
+            </m:den>
+          </m:f>
+          <m:r>
+            <m:t xml:space="preserve">,</m:t>
+          </m:r>
+          <m:r>
+            <m:t xml:space="preserve">that</m:t>
+          </m:r>
+          <m:r>
+            <m:t xml:space="preserve"> </m:t>
+          </m:r>
+          <m:r>
+            <m:t xml:space="preserve">is</m:t>
+          </m:r>
+          <m:r>
+            <m:t xml:space="preserve">,</m:t>
+          </m:r>
+          <m:r>
+            <m:t xml:space="preserve">E</m:t>
+          </m:r>
+          <m:r>
+            <m:t xml:space="preserve">=</m:t>
+          </m:r>
+          <m:f>
+            <m:num>
+              <m:sSup>
+                <m:e>
+                  <m:d>
+                    <m:dPr>
+                      <m:begChr m:val="|"/>
+                      <m:endChr m:val="|"/>
+                    </m:dPr>
+                    <m:e>
+                      <m:r>
+                        <m:t xml:space="preserve">p</m:t>
+                      </m:r>
+                    </m:e>
+                  </m:d>
+                </m:e>
+                <m:sup>
+                  <m:r>
+                    <m:t xml:space="preserve">2</m:t>
+                  </m:r>
+                </m:sup>
+              </m:sSup>
+            </m:num>
+            <m:den>
+              <m:r>
+                <m:t xml:space="preserve">2m</m:t>
+              </m:r>
+            </m:den>
+          </m:f>
         </m:oMath>
       </m:oMathPara>
     </w:p>
@@ -2307,7 +5448,75 @@
       <m:oMathPara>
         <m:oMath>
           <m:r>
-            <m:t xml:space="preserve">δS = ε ∫ₐᵇ [(∂L/∂y) η + (∂L/∂y′) η′] dx</m:t>
+            <m:t xml:space="preserve">δS</m:t>
+          </m:r>
+          <m:r>
+            <m:t xml:space="preserve">=</m:t>
+          </m:r>
+          <m:r>
+            <m:t xml:space="preserve">ε</m:t>
+          </m:r>
+          <m:r>
+            <m:t xml:space="preserve"> </m:t>
+          </m:r>
+          <m:r>
+            <m:t xml:space="preserve">∫ₐᵇ</m:t>
+          </m:r>
+          <m:r>
+            <m:t xml:space="preserve"> </m:t>
+          </m:r>
+          <m:d>
+            <m:dPr>
+              <m:begChr m:val="["/>
+              <m:endChr m:val="]"/>
+            </m:dPr>
+            <m:e>
+              <m:f>
+                <m:num>
+                  <m:r>
+                    <m:t xml:space="preserve">∂L</m:t>
+                  </m:r>
+                </m:num>
+                <m:den>
+                  <m:r>
+                    <m:t xml:space="preserve">∂y</m:t>
+                  </m:r>
+                </m:den>
+              </m:f>
+              <m:r>
+                <m:t xml:space="preserve"> </m:t>
+              </m:r>
+              <m:r>
+                <m:t xml:space="preserve">η</m:t>
+              </m:r>
+              <m:r>
+                <m:t xml:space="preserve">+</m:t>
+              </m:r>
+              <m:f>
+                <m:num>
+                  <m:r>
+                    <m:t xml:space="preserve">∂L</m:t>
+                  </m:r>
+                </m:num>
+                <m:den>
+                  <m:r>
+                    <m:t xml:space="preserve">∂y′</m:t>
+                  </m:r>
+                </m:den>
+              </m:f>
+              <m:r>
+                <m:t xml:space="preserve"> </m:t>
+              </m:r>
+              <m:r>
+                <m:t xml:space="preserve">η′</m:t>
+              </m:r>
+            </m:e>
+          </m:d>
+          <m:r>
+            <m:t xml:space="preserve"> </m:t>
+          </m:r>
+          <m:r>
+            <m:t xml:space="preserve">dx</m:t>
           </m:r>
         </m:oMath>
       </m:oMathPara>
@@ -2324,8 +5533,58 @@
       </w:pPr>
       <m:oMathPara>
         <m:oMath>
-          <m:r>
-            <m:t xml:space="preserve">d/dx (∂L/∂y′) − ∂L/∂y = 0</m:t>
+          <m:f>
+            <m:num>
+              <m:r>
+                <m:t xml:space="preserve">d</m:t>
+              </m:r>
+            </m:num>
+            <m:den>
+              <m:r>
+                <m:t xml:space="preserve">dx</m:t>
+              </m:r>
+            </m:den>
+          </m:f>
+          <m:r>
+            <m:t xml:space="preserve"> </m:t>
+          </m:r>
+          <m:d>
+            <m:dPr/>
+            <m:e>
+              <m:f>
+                <m:num>
+                  <m:r>
+                    <m:t xml:space="preserve">∂L</m:t>
+                  </m:r>
+                </m:num>
+                <m:den>
+                  <m:r>
+                    <m:t xml:space="preserve">∂y′</m:t>
+                  </m:r>
+                </m:den>
+              </m:f>
+            </m:e>
+          </m:d>
+          <m:r>
+            <m:t xml:space="preserve">−</m:t>
+          </m:r>
+          <m:f>
+            <m:num>
+              <m:r>
+                <m:t xml:space="preserve">∂L</m:t>
+              </m:r>
+            </m:num>
+            <m:den>
+              <m:r>
+                <m:t xml:space="preserve">∂y</m:t>
+              </m:r>
+            </m:den>
+          </m:f>
+          <m:r>
+            <m:t xml:space="preserve">=</m:t>
+          </m:r>
+          <m:r>
+            <m:t xml:space="preserve">0</m:t>
           </m:r>
         </m:oMath>
       </m:oMathPara>
